--- a/docs/MediCita Sistema automático de citas médicas.docx
+++ b/docs/MediCita Sistema automático de citas médicas.docx
@@ -46,7 +46,7 @@
                     </pic:cNvPicPr>
                   </pic:nvPicPr>
                   <pic:blipFill>
-                    <a:blip r:embed="rId4">
+                    <a:blip r:embed="rId5">
                       <a:extLst>
                         <a:ext uri="{28A0092B-C50C-407E-A947-70E740481C1C}">
                           <a14:useLocalDpi xmlns:a14="http://schemas.microsoft.com/office/drawing/2010/main" val="0"/>
@@ -309,6 +309,954 @@
       </w:r>
     </w:p>
     <w:p>
+      <w:pPr>
+        <w:rPr>
+          <w:b/>
+          <w:bCs/>
+        </w:rPr>
+      </w:pPr>
+      <w:r>
+        <w:rPr>
+          <w:b/>
+          <w:bCs/>
+        </w:rPr>
+        <w:t>2.1 Sistemas de información en el área médica</w:t>
+      </w:r>
+    </w:p>
+    <w:p>
+      <w:r>
+        <w:t>Los sistemas de información en el área médica permiten organizar, almacenar, consultar y administrar datos relacionados con pacientes, médicos, servicios, horarios y procesos internos de una institución de salud. Su uso contribuye a mejorar la eficiencia administrativa, reducir errores en el manejo de información y facilitar la toma de decisiones dentro de hospitales o clínicas.</w:t>
+      </w:r>
+    </w:p>
+    <w:p>
+      <w:r>
+        <w:t xml:space="preserve">En el caso del proyecto </w:t>
+      </w:r>
+      <w:proofErr w:type="spellStart"/>
+      <w:r>
+        <w:t>MediCI</w:t>
+      </w:r>
+      <w:proofErr w:type="spellEnd"/>
+      <w:r>
+        <w:t>, el sistema se enfoca en el proceso de agendamiento de citas médicas, ya que este representa una actividad frecuente dentro de una institución hospitalaria. Cuando este proceso se realiza de forma manual, puede generar retrasos, duplicidad de registros, empalmes de horarios y dificultad para consultar la disponibilidad de médicos y consultorios.</w:t>
+      </w:r>
+    </w:p>
+    <w:p>
+      <w:r>
+        <w:t>Por esta razón, el desarrollo de un sistema web de citas médicas permite automatizar parte del proceso administrativo y generar información útil para evaluar su desempeño.</w:t>
+      </w:r>
+    </w:p>
+    <w:p>
+      <w:pPr>
+        <w:rPr>
+          <w:b/>
+          <w:bCs/>
+        </w:rPr>
+      </w:pPr>
+      <w:r>
+        <w:rPr>
+          <w:b/>
+          <w:bCs/>
+        </w:rPr>
+        <w:t>2.2 Gestión de citas médicas</w:t>
+      </w:r>
+    </w:p>
+    <w:p>
+      <w:r>
+        <w:t>La gestión de citas médicas consiste en organizar la asignación de pacientes con médicos, especialidades, consultorios, fechas y horarios disponibles. Este proceso debe considerar diferentes elementos para evitar errores, como la disponibilidad del médico, la duración de la consulta, el consultorio asignado y el estado de la cita.</w:t>
+      </w:r>
+    </w:p>
+    <w:p>
+      <w:r>
+        <w:t>Un sistema de citas médicas debe permitir registrar, consultar, cancelar y reprogramar citas. Además, debe validar que un médico o consultorio no tenga más de una cita asignada en el mismo horario. Esta validación es importante porque evita empalmes y mejora la organización de la agenda hospitalaria.</w:t>
+      </w:r>
+    </w:p>
+    <w:p>
+      <w:r>
+        <w:t xml:space="preserve">En </w:t>
+      </w:r>
+      <w:proofErr w:type="spellStart"/>
+      <w:r>
+        <w:t>MediCI</w:t>
+      </w:r>
+      <w:proofErr w:type="spellEnd"/>
+      <w:r>
+        <w:t>, la gestión de citas será apoyada por un módulo de asignación automática, el cual revisará la disponibilidad registrada en la base de datos y sugerirá el horario más cercano disponible.</w:t>
+      </w:r>
+    </w:p>
+    <w:p>
+      <w:pPr>
+        <w:rPr>
+          <w:b/>
+          <w:bCs/>
+        </w:rPr>
+      </w:pPr>
+      <w:r>
+        <w:rPr>
+          <w:b/>
+          <w:bCs/>
+        </w:rPr>
+        <w:t>2.3 Automatización de procesos</w:t>
+      </w:r>
+    </w:p>
+    <w:p>
+      <w:r>
+        <w:lastRenderedPageBreak/>
+        <w:t>La automatización de procesos consiste en utilizar software para realizar tareas repetitivas o de validación que normalmente se hacen de manera manual. En un entorno hospitalario, automatizar el agendamiento de citas puede disminuir el tiempo que tarda el personal administrativo en registrar una consulta y reducir errores provocados por revisión manual.</w:t>
+      </w:r>
+    </w:p>
+    <w:p>
+      <w:r>
+        <w:t>En este proyecto, la automatización se aplicará mediante un algoritmo de asignación de horarios. El sistema analizará los médicos disponibles, sus horarios de atención, los consultorios libres y las citas ya programadas para determinar si un espacio puede ser ocupado. Si el horario solicitado no está disponible, el sistema podrá sugerir otra opción cercana.</w:t>
+      </w:r>
+    </w:p>
+    <w:p>
+      <w:r>
+        <w:t>Esta funcionalidad permite que el proyecto no se limite a un CRUD básico, ya que incorpora una lógica de validación y recomendación de horarios.</w:t>
+      </w:r>
+    </w:p>
+    <w:p>
+      <w:pPr>
+        <w:rPr>
+          <w:b/>
+          <w:bCs/>
+        </w:rPr>
+      </w:pPr>
+      <w:r>
+        <w:rPr>
+          <w:b/>
+          <w:bCs/>
+        </w:rPr>
+        <w:t>2.4 Arquitectura cliente-servidor</w:t>
+      </w:r>
+    </w:p>
+    <w:p>
+      <w:r>
+        <w:t>La arquitectura cliente-servidor es un modelo de desarrollo en el que una aplicación se divide en dos partes principales. El cliente corresponde a la interfaz que utiliza el usuario, mientras que el servidor procesa las solicitudes, aplica reglas de negocio y se comunica con la base de datos.</w:t>
+      </w:r>
+    </w:p>
+    <w:p>
+      <w:r>
+        <w:t xml:space="preserve">Para </w:t>
+      </w:r>
+      <w:proofErr w:type="spellStart"/>
+      <w:r>
+        <w:t>MediCI</w:t>
+      </w:r>
+      <w:proofErr w:type="spellEnd"/>
+      <w:r>
+        <w:t xml:space="preserve"> se propone una arquitectura cliente-servidor dividida en </w:t>
+      </w:r>
+      <w:proofErr w:type="spellStart"/>
+      <w:r>
+        <w:t>frontend</w:t>
+      </w:r>
+      <w:proofErr w:type="spellEnd"/>
+      <w:r>
+        <w:t xml:space="preserve">, </w:t>
+      </w:r>
+      <w:proofErr w:type="spellStart"/>
+      <w:r>
+        <w:t>backend</w:t>
+      </w:r>
+      <w:proofErr w:type="spellEnd"/>
+      <w:r>
+        <w:t xml:space="preserve"> y base de datos. El </w:t>
+      </w:r>
+      <w:proofErr w:type="spellStart"/>
+      <w:r>
+        <w:t>frontend</w:t>
+      </w:r>
+      <w:proofErr w:type="spellEnd"/>
+      <w:r>
+        <w:t xml:space="preserve"> será la interfaz del usuario, desarrollada con </w:t>
+      </w:r>
+      <w:proofErr w:type="spellStart"/>
+      <w:r>
+        <w:t>React</w:t>
+      </w:r>
+      <w:proofErr w:type="spellEnd"/>
+      <w:r>
+        <w:t xml:space="preserve">. El </w:t>
+      </w:r>
+      <w:proofErr w:type="spellStart"/>
+      <w:r>
+        <w:t>backend</w:t>
+      </w:r>
+      <w:proofErr w:type="spellEnd"/>
+      <w:r>
+        <w:t xml:space="preserve"> será una API desarrollada con Node.js y Express, encargada de recibir solicitudes, validar datos, ejecutar reglas de negocio y conectarse con MySQL. La base de datos almacenará la información de pacientes, médicos, especialidades, consultorios, citas y logs.</w:t>
+      </w:r>
+    </w:p>
+    <w:p>
+      <w:r>
+        <w:t>Esta separación permite mantener una estructura ordenada y facilita el mantenimiento del sistema.</w:t>
+      </w:r>
+    </w:p>
+    <w:p>
+      <w:pPr>
+        <w:rPr>
+          <w:b/>
+          <w:bCs/>
+        </w:rPr>
+      </w:pPr>
+      <w:r>
+        <w:rPr>
+          <w:b/>
+          <w:bCs/>
+        </w:rPr>
+        <w:t>2.5 API REST</w:t>
+      </w:r>
+    </w:p>
+    <w:p>
+      <w:r>
+        <w:t xml:space="preserve">Una API REST permite la comunicación entre el </w:t>
+      </w:r>
+      <w:proofErr w:type="spellStart"/>
+      <w:r>
+        <w:t>frontend</w:t>
+      </w:r>
+      <w:proofErr w:type="spellEnd"/>
+      <w:r>
+        <w:t xml:space="preserve"> y el </w:t>
+      </w:r>
+      <w:proofErr w:type="spellStart"/>
+      <w:r>
+        <w:t>backend</w:t>
+      </w:r>
+      <w:proofErr w:type="spellEnd"/>
+      <w:r>
+        <w:t xml:space="preserve"> mediante solicitudes HTTP. En este proyecto, el </w:t>
+      </w:r>
+      <w:proofErr w:type="spellStart"/>
+      <w:r>
+        <w:t>frontend</w:t>
+      </w:r>
+      <w:proofErr w:type="spellEnd"/>
+      <w:r>
+        <w:t xml:space="preserve"> enviará solicitudes al </w:t>
+      </w:r>
+      <w:proofErr w:type="spellStart"/>
+      <w:r>
+        <w:t>backend</w:t>
+      </w:r>
+      <w:proofErr w:type="spellEnd"/>
+      <w:r>
+        <w:t xml:space="preserve"> para registrar pacientes, consultar médicos, crear citas, validar horarios y guardar logs de agendamiento.</w:t>
+      </w:r>
+    </w:p>
+    <w:p>
+      <w:r>
+        <w:t>El uso de una API REST permite que la lógica principal del sistema no esté mezclada con la interfaz visual. Esto favorece la separación de responsabilidades y permite que el sistema sea más escalable y fácil de mantener.</w:t>
+      </w:r>
+    </w:p>
+    <w:p>
+      <w:r>
+        <w:lastRenderedPageBreak/>
+        <w:t xml:space="preserve">Ejemplos de </w:t>
+      </w:r>
+      <w:proofErr w:type="spellStart"/>
+      <w:r>
+        <w:t>endpoints</w:t>
+      </w:r>
+      <w:proofErr w:type="spellEnd"/>
+      <w:r>
+        <w:t xml:space="preserve"> propuestos para </w:t>
+      </w:r>
+      <w:proofErr w:type="spellStart"/>
+      <w:r>
+        <w:t>MediCI</w:t>
+      </w:r>
+      <w:proofErr w:type="spellEnd"/>
+      <w:r>
+        <w:t>:</w:t>
+      </w:r>
+    </w:p>
+    <w:tbl>
+      <w:tblPr>
+        <w:tblW w:w="0" w:type="auto"/>
+        <w:tblCellSpacing w:w="15" w:type="dxa"/>
+        <w:tblBorders>
+          <w:top w:val="single" w:sz="4" w:space="0" w:color="auto"/>
+          <w:left w:val="single" w:sz="4" w:space="0" w:color="auto"/>
+          <w:bottom w:val="single" w:sz="4" w:space="0" w:color="auto"/>
+          <w:right w:val="single" w:sz="4" w:space="0" w:color="auto"/>
+          <w:insideH w:val="single" w:sz="4" w:space="0" w:color="auto"/>
+          <w:insideV w:val="single" w:sz="4" w:space="0" w:color="auto"/>
+        </w:tblBorders>
+        <w:tblCellMar>
+          <w:top w:w="15" w:type="dxa"/>
+          <w:left w:w="15" w:type="dxa"/>
+          <w:bottom w:w="15" w:type="dxa"/>
+          <w:right w:w="15" w:type="dxa"/>
+        </w:tblCellMar>
+        <w:tblLook w:val="04A0" w:firstRow="1" w:lastRow="0" w:firstColumn="1" w:lastColumn="0" w:noHBand="0" w:noVBand="1"/>
+      </w:tblPr>
+      <w:tblGrid>
+        <w:gridCol w:w="926"/>
+        <w:gridCol w:w="2622"/>
+        <w:gridCol w:w="3156"/>
+      </w:tblGrid>
+      <w:tr>
+        <w:trPr>
+          <w:tblCellSpacing w:w="15" w:type="dxa"/>
+        </w:trPr>
+        <w:tc>
+          <w:tcPr>
+            <w:tcW w:w="0" w:type="auto"/>
+            <w:vAlign w:val="center"/>
+            <w:hideMark/>
+          </w:tcPr>
+          <w:p>
+            <w:pPr>
+              <w:rPr>
+                <w:b/>
+                <w:bCs/>
+              </w:rPr>
+            </w:pPr>
+            <w:r>
+              <w:rPr>
+                <w:b/>
+                <w:bCs/>
+              </w:rPr>
+              <w:t>Método</w:t>
+            </w:r>
+          </w:p>
+        </w:tc>
+        <w:tc>
+          <w:tcPr>
+            <w:tcW w:w="0" w:type="auto"/>
+            <w:vAlign w:val="center"/>
+            <w:hideMark/>
+          </w:tcPr>
+          <w:p>
+            <w:pPr>
+              <w:rPr>
+                <w:b/>
+                <w:bCs/>
+              </w:rPr>
+            </w:pPr>
+            <w:proofErr w:type="spellStart"/>
+            <w:r>
+              <w:rPr>
+                <w:b/>
+                <w:bCs/>
+              </w:rPr>
+              <w:t>Endpoint</w:t>
+            </w:r>
+            <w:proofErr w:type="spellEnd"/>
+          </w:p>
+        </w:tc>
+        <w:tc>
+          <w:tcPr>
+            <w:tcW w:w="0" w:type="auto"/>
+            <w:vAlign w:val="center"/>
+            <w:hideMark/>
+          </w:tcPr>
+          <w:p>
+            <w:pPr>
+              <w:rPr>
+                <w:b/>
+                <w:bCs/>
+              </w:rPr>
+            </w:pPr>
+            <w:r>
+              <w:rPr>
+                <w:b/>
+                <w:bCs/>
+              </w:rPr>
+              <w:t>Función</w:t>
+            </w:r>
+          </w:p>
+        </w:tc>
+      </w:tr>
+      <w:tr>
+        <w:trPr>
+          <w:tblCellSpacing w:w="15" w:type="dxa"/>
+        </w:trPr>
+        <w:tc>
+          <w:tcPr>
+            <w:tcW w:w="0" w:type="auto"/>
+            <w:vAlign w:val="center"/>
+            <w:hideMark/>
+          </w:tcPr>
+          <w:p>
+            <w:r>
+              <w:t>GET</w:t>
+            </w:r>
+          </w:p>
+        </w:tc>
+        <w:tc>
+          <w:tcPr>
+            <w:tcW w:w="0" w:type="auto"/>
+            <w:vAlign w:val="center"/>
+            <w:hideMark/>
+          </w:tcPr>
+          <w:p>
+            <w:r>
+              <w:t>/api/</w:t>
+            </w:r>
+            <w:proofErr w:type="spellStart"/>
+            <w:r>
+              <w:t>health</w:t>
+            </w:r>
+            <w:proofErr w:type="spellEnd"/>
+          </w:p>
+        </w:tc>
+        <w:tc>
+          <w:tcPr>
+            <w:tcW w:w="0" w:type="auto"/>
+            <w:vAlign w:val="center"/>
+            <w:hideMark/>
+          </w:tcPr>
+          <w:p>
+            <w:r>
+              <w:t>Verificar que la API funcione</w:t>
+            </w:r>
+          </w:p>
+        </w:tc>
+      </w:tr>
+      <w:tr>
+        <w:trPr>
+          <w:tblCellSpacing w:w="15" w:type="dxa"/>
+        </w:trPr>
+        <w:tc>
+          <w:tcPr>
+            <w:tcW w:w="0" w:type="auto"/>
+            <w:vAlign w:val="center"/>
+            <w:hideMark/>
+          </w:tcPr>
+          <w:p>
+            <w:r>
+              <w:t>GET</w:t>
+            </w:r>
+          </w:p>
+        </w:tc>
+        <w:tc>
+          <w:tcPr>
+            <w:tcW w:w="0" w:type="auto"/>
+            <w:vAlign w:val="center"/>
+            <w:hideMark/>
+          </w:tcPr>
+          <w:p>
+            <w:r>
+              <w:t>/api/pacientes</w:t>
+            </w:r>
+          </w:p>
+        </w:tc>
+        <w:tc>
+          <w:tcPr>
+            <w:tcW w:w="0" w:type="auto"/>
+            <w:vAlign w:val="center"/>
+            <w:hideMark/>
+          </w:tcPr>
+          <w:p>
+            <w:r>
+              <w:t>Consultar pacientes</w:t>
+            </w:r>
+          </w:p>
+        </w:tc>
+      </w:tr>
+      <w:tr>
+        <w:trPr>
+          <w:tblCellSpacing w:w="15" w:type="dxa"/>
+        </w:trPr>
+        <w:tc>
+          <w:tcPr>
+            <w:tcW w:w="0" w:type="auto"/>
+            <w:vAlign w:val="center"/>
+            <w:hideMark/>
+          </w:tcPr>
+          <w:p>
+            <w:r>
+              <w:t>POST</w:t>
+            </w:r>
+          </w:p>
+        </w:tc>
+        <w:tc>
+          <w:tcPr>
+            <w:tcW w:w="0" w:type="auto"/>
+            <w:vAlign w:val="center"/>
+            <w:hideMark/>
+          </w:tcPr>
+          <w:p>
+            <w:r>
+              <w:t>/api/pacientes</w:t>
+            </w:r>
+          </w:p>
+        </w:tc>
+        <w:tc>
+          <w:tcPr>
+            <w:tcW w:w="0" w:type="auto"/>
+            <w:vAlign w:val="center"/>
+            <w:hideMark/>
+          </w:tcPr>
+          <w:p>
+            <w:r>
+              <w:t>Registrar pacientes</w:t>
+            </w:r>
+          </w:p>
+        </w:tc>
+      </w:tr>
+      <w:tr>
+        <w:trPr>
+          <w:tblCellSpacing w:w="15" w:type="dxa"/>
+        </w:trPr>
+        <w:tc>
+          <w:tcPr>
+            <w:tcW w:w="0" w:type="auto"/>
+            <w:vAlign w:val="center"/>
+            <w:hideMark/>
+          </w:tcPr>
+          <w:p>
+            <w:r>
+              <w:t>GET</w:t>
+            </w:r>
+          </w:p>
+        </w:tc>
+        <w:tc>
+          <w:tcPr>
+            <w:tcW w:w="0" w:type="auto"/>
+            <w:vAlign w:val="center"/>
+            <w:hideMark/>
+          </w:tcPr>
+          <w:p>
+            <w:r>
+              <w:t>/api/</w:t>
+            </w:r>
+            <w:proofErr w:type="spellStart"/>
+            <w:r>
+              <w:t>medicos</w:t>
+            </w:r>
+            <w:proofErr w:type="spellEnd"/>
+          </w:p>
+        </w:tc>
+        <w:tc>
+          <w:tcPr>
+            <w:tcW w:w="0" w:type="auto"/>
+            <w:vAlign w:val="center"/>
+            <w:hideMark/>
+          </w:tcPr>
+          <w:p>
+            <w:r>
+              <w:t>Consultar médicos</w:t>
+            </w:r>
+          </w:p>
+        </w:tc>
+      </w:tr>
+      <w:tr>
+        <w:trPr>
+          <w:tblCellSpacing w:w="15" w:type="dxa"/>
+        </w:trPr>
+        <w:tc>
+          <w:tcPr>
+            <w:tcW w:w="0" w:type="auto"/>
+            <w:vAlign w:val="center"/>
+            <w:hideMark/>
+          </w:tcPr>
+          <w:p>
+            <w:r>
+              <w:t>POST</w:t>
+            </w:r>
+          </w:p>
+        </w:tc>
+        <w:tc>
+          <w:tcPr>
+            <w:tcW w:w="0" w:type="auto"/>
+            <w:vAlign w:val="center"/>
+            <w:hideMark/>
+          </w:tcPr>
+          <w:p>
+            <w:r>
+              <w:t>/api/</w:t>
+            </w:r>
+            <w:proofErr w:type="spellStart"/>
+            <w:r>
+              <w:t>medicos</w:t>
+            </w:r>
+            <w:proofErr w:type="spellEnd"/>
+          </w:p>
+        </w:tc>
+        <w:tc>
+          <w:tcPr>
+            <w:tcW w:w="0" w:type="auto"/>
+            <w:vAlign w:val="center"/>
+            <w:hideMark/>
+          </w:tcPr>
+          <w:p>
+            <w:r>
+              <w:t>Registrar médicos</w:t>
+            </w:r>
+          </w:p>
+        </w:tc>
+      </w:tr>
+      <w:tr>
+        <w:trPr>
+          <w:tblCellSpacing w:w="15" w:type="dxa"/>
+        </w:trPr>
+        <w:tc>
+          <w:tcPr>
+            <w:tcW w:w="0" w:type="auto"/>
+            <w:vAlign w:val="center"/>
+            <w:hideMark/>
+          </w:tcPr>
+          <w:p>
+            <w:r>
+              <w:t>GET</w:t>
+            </w:r>
+          </w:p>
+        </w:tc>
+        <w:tc>
+          <w:tcPr>
+            <w:tcW w:w="0" w:type="auto"/>
+            <w:vAlign w:val="center"/>
+            <w:hideMark/>
+          </w:tcPr>
+          <w:p>
+            <w:r>
+              <w:t>/api/citas</w:t>
+            </w:r>
+          </w:p>
+        </w:tc>
+        <w:tc>
+          <w:tcPr>
+            <w:tcW w:w="0" w:type="auto"/>
+            <w:vAlign w:val="center"/>
+            <w:hideMark/>
+          </w:tcPr>
+          <w:p>
+            <w:r>
+              <w:t>Consultar citas</w:t>
+            </w:r>
+          </w:p>
+        </w:tc>
+      </w:tr>
+      <w:tr>
+        <w:trPr>
+          <w:tblCellSpacing w:w="15" w:type="dxa"/>
+        </w:trPr>
+        <w:tc>
+          <w:tcPr>
+            <w:tcW w:w="0" w:type="auto"/>
+            <w:vAlign w:val="center"/>
+            <w:hideMark/>
+          </w:tcPr>
+          <w:p>
+            <w:r>
+              <w:t>POST</w:t>
+            </w:r>
+          </w:p>
+        </w:tc>
+        <w:tc>
+          <w:tcPr>
+            <w:tcW w:w="0" w:type="auto"/>
+            <w:vAlign w:val="center"/>
+            <w:hideMark/>
+          </w:tcPr>
+          <w:p>
+            <w:r>
+              <w:t>/api/citas</w:t>
+            </w:r>
+          </w:p>
+        </w:tc>
+        <w:tc>
+          <w:tcPr>
+            <w:tcW w:w="0" w:type="auto"/>
+            <w:vAlign w:val="center"/>
+            <w:hideMark/>
+          </w:tcPr>
+          <w:p>
+            <w:r>
+              <w:t>Crear cita médica</w:t>
+            </w:r>
+          </w:p>
+        </w:tc>
+      </w:tr>
+      <w:tr>
+        <w:trPr>
+          <w:tblCellSpacing w:w="15" w:type="dxa"/>
+        </w:trPr>
+        <w:tc>
+          <w:tcPr>
+            <w:tcW w:w="0" w:type="auto"/>
+            <w:vAlign w:val="center"/>
+            <w:hideMark/>
+          </w:tcPr>
+          <w:p>
+            <w:r>
+              <w:t>POST</w:t>
+            </w:r>
+          </w:p>
+        </w:tc>
+        <w:tc>
+          <w:tcPr>
+            <w:tcW w:w="0" w:type="auto"/>
+            <w:vAlign w:val="center"/>
+            <w:hideMark/>
+          </w:tcPr>
+          <w:p>
+            <w:r>
+              <w:t>/api/citas/sugerir-horario</w:t>
+            </w:r>
+          </w:p>
+        </w:tc>
+        <w:tc>
+          <w:tcPr>
+            <w:tcW w:w="0" w:type="auto"/>
+            <w:vAlign w:val="center"/>
+            <w:hideMark/>
+          </w:tcPr>
+          <w:p>
+            <w:r>
+              <w:t>Sugerir horario disponible</w:t>
+            </w:r>
+          </w:p>
+        </w:tc>
+      </w:tr>
+      <w:tr>
+        <w:trPr>
+          <w:tblCellSpacing w:w="15" w:type="dxa"/>
+        </w:trPr>
+        <w:tc>
+          <w:tcPr>
+            <w:tcW w:w="0" w:type="auto"/>
+            <w:vAlign w:val="center"/>
+            <w:hideMark/>
+          </w:tcPr>
+          <w:p>
+            <w:r>
+              <w:t>POST</w:t>
+            </w:r>
+          </w:p>
+        </w:tc>
+        <w:tc>
+          <w:tcPr>
+            <w:tcW w:w="0" w:type="auto"/>
+            <w:vAlign w:val="center"/>
+            <w:hideMark/>
+          </w:tcPr>
+          <w:p>
+            <w:r>
+              <w:t>/api/logs</w:t>
+            </w:r>
+          </w:p>
+        </w:tc>
+        <w:tc>
+          <w:tcPr>
+            <w:tcW w:w="0" w:type="auto"/>
+            <w:vAlign w:val="center"/>
+            <w:hideMark/>
+          </w:tcPr>
+          <w:p>
+            <w:r>
+              <w:t>Guardar log de agendamiento</w:t>
+            </w:r>
+          </w:p>
+        </w:tc>
+      </w:tr>
+    </w:tbl>
+    <w:p>
+      <w:pPr>
+        <w:rPr>
+          <w:b/>
+          <w:bCs/>
+        </w:rPr>
+      </w:pPr>
+      <w:r>
+        <w:rPr>
+          <w:b/>
+          <w:bCs/>
+        </w:rPr>
+        <w:t>2.6 Base de datos relacional</w:t>
+      </w:r>
+    </w:p>
+    <w:p>
+      <w:r>
+        <w:t xml:space="preserve">Una base de datos relacional permite organizar la información en tablas relacionadas mediante llaves primarias y llaves foráneas. Para </w:t>
+      </w:r>
+      <w:proofErr w:type="spellStart"/>
+      <w:r>
+        <w:t>MediCI</w:t>
+      </w:r>
+      <w:proofErr w:type="spellEnd"/>
+      <w:r>
+        <w:t xml:space="preserve"> se utilizará MySQL, ya que permite almacenar información estructurada y mantener relaciones entre pacientes, médicos, especialidades, consultorios, citas y logs.</w:t>
+      </w:r>
+    </w:p>
+    <w:p>
+      <w:r>
+        <w:t>El uso de una base de datos relacional es adecuado para este proyecto porque el proceso de citas médicas requiere mantener relaciones claras. Por ejemplo, una cita pertenece a un paciente, se asigna a un médico, se realiza en un consultorio y queda registrada por un usuario del sistema.</w:t>
+      </w:r>
+    </w:p>
+    <w:p>
+      <w:r>
+        <w:t>Además, la base de datos permitirá almacenar los logs necesarios para validar la hipótesis del proyecto.</w:t>
+      </w:r>
+    </w:p>
+    <w:p>
+      <w:pPr>
+        <w:rPr>
+          <w:b/>
+          <w:bCs/>
+        </w:rPr>
+      </w:pPr>
+      <w:r>
+        <w:rPr>
+          <w:b/>
+          <w:bCs/>
+        </w:rPr>
+        <w:t>2.7 Logs e instrumentación del software</w:t>
+      </w:r>
+    </w:p>
+    <w:p>
+      <w:r>
+        <w:t xml:space="preserve">La instrumentación del software consiste en programar el sistema para generar datos sobre su propio funcionamiento. En </w:t>
+      </w:r>
+      <w:proofErr w:type="spellStart"/>
+      <w:r>
+        <w:t>MediCI</w:t>
+      </w:r>
+      <w:proofErr w:type="spellEnd"/>
+      <w:r>
+        <w:t>, esta instrumentación se realizará mediante una tabla de logs de citas.</w:t>
+      </w:r>
+    </w:p>
+    <w:p>
+      <w:r>
+        <w:lastRenderedPageBreak/>
+        <w:t>Cada vez que se intente registrar una cita, el sistema deberá guardar información como el método de agendamiento, el tiempo de registro, si hubo error de empalme, si la cita fue exitosa, si el sistema sugirió un horario y cuántos intentos fueron necesarios.</w:t>
+      </w:r>
+    </w:p>
+    <w:p>
+      <w:r>
+        <w:t>Estos datos permitirán comparar el método manual simulado contra el método automático. De esta forma, el proyecto podrá comprobar si la implementación del sistema reduce el tiempo promedio de registro y disminuye los errores de empalme.</w:t>
+      </w:r>
+    </w:p>
+    <w:p>
+      <w:pPr>
+        <w:rPr>
+          <w:b/>
+          <w:bCs/>
+        </w:rPr>
+      </w:pPr>
+      <w:r>
+        <w:rPr>
+          <w:b/>
+          <w:bCs/>
+        </w:rPr>
+        <w:t>2.8 Seguridad básica en aplicaciones web</w:t>
+      </w:r>
+    </w:p>
+    <w:p>
+      <w:r>
+        <w:t xml:space="preserve">La seguridad básica en una aplicación web incluye prácticas como proteger contraseñas, validar datos, evitar credenciales expuestas en el código fuente y controlar el acceso de usuarios. Para </w:t>
+      </w:r>
+      <w:proofErr w:type="spellStart"/>
+      <w:r>
+        <w:t>MediCI</w:t>
+      </w:r>
+      <w:proofErr w:type="spellEnd"/>
+      <w:r>
+        <w:t xml:space="preserve"> se considera el uso de variables de entorno para almacenar credenciales de base de datos, además de una estructura de </w:t>
+      </w:r>
+      <w:proofErr w:type="spellStart"/>
+      <w:r>
+        <w:t>login</w:t>
+      </w:r>
+      <w:proofErr w:type="spellEnd"/>
+      <w:r>
+        <w:t xml:space="preserve"> para usuarios administradores o recepcionistas.</w:t>
+      </w:r>
+    </w:p>
+    <w:p>
+      <w:r>
+        <w:t>También se deberán implementar validaciones para evitar registros incompletos, datos inválidos o acciones no permitidas dentro del sistema. Estas medidas ayudan a mejorar la calidad del software y reducen errores durante el uso del sistema.</w:t>
+      </w:r>
+    </w:p>
+    <w:p>
+      <w:pPr>
+        <w:rPr>
+          <w:b/>
+          <w:bCs/>
+        </w:rPr>
+      </w:pPr>
+      <w:r>
+        <w:rPr>
+          <w:b/>
+          <w:bCs/>
+        </w:rPr>
+        <w:t>2.9 Estado del arte</w:t>
+      </w:r>
+    </w:p>
+    <w:p>
+      <w:r>
+        <w:t>Actualmente existen soluciones digitales para administrar citas, agendas y procesos médicos. Algunas plataformas permiten registrar pacientes, consultar calendarios y organizar servicios de salud. Sin embargo, muchas funcionan principalmente como herramientas de agenda o registro, sin enfocarse en medir el impacto del proceso de agendamiento.</w:t>
+      </w:r>
+    </w:p>
+    <w:p>
+      <w:r>
+        <w:t xml:space="preserve">La diferencia principal de </w:t>
+      </w:r>
+      <w:proofErr w:type="spellStart"/>
+      <w:r>
+        <w:t>MediCI</w:t>
+      </w:r>
+      <w:proofErr w:type="spellEnd"/>
+      <w:r>
+        <w:t xml:space="preserve"> es que no solo busca registrar citas médicas, sino también automatizar la sugerencia de horarios disponibles y medir el desempeño del proceso mediante logs generados por el sistema. Esto permite que el proyecto tenga una doble finalidad: desarrollar una solución funcional y validar con datos si la automatización reduce tiempos y errores.</w:t>
+      </w:r>
+    </w:p>
+    <w:p>
+      <w:proofErr w:type="spellStart"/>
+      <w:r>
+        <w:t>MediCI</w:t>
+      </w:r>
+      <w:proofErr w:type="spellEnd"/>
+      <w:r>
+        <w:t xml:space="preserve"> integra tres elementos principales:</w:t>
+      </w:r>
+    </w:p>
+    <w:p>
+      <w:pPr>
+        <w:numPr>
+          <w:ilvl w:val="0"/>
+          <w:numId w:val="1"/>
+        </w:numPr>
+      </w:pPr>
+      <w:r>
+        <w:t>Gestión de citas médicas.</w:t>
+      </w:r>
+    </w:p>
+    <w:p>
+      <w:pPr>
+        <w:numPr>
+          <w:ilvl w:val="0"/>
+          <w:numId w:val="1"/>
+        </w:numPr>
+      </w:pPr>
+      <w:r>
+        <w:t>Asignación automática de horarios disponibles.</w:t>
+      </w:r>
+    </w:p>
+    <w:p>
+      <w:pPr>
+        <w:numPr>
+          <w:ilvl w:val="0"/>
+          <w:numId w:val="1"/>
+        </w:numPr>
+      </w:pPr>
+      <w:r>
+        <w:t>Registro de métricas para validar una hipótesis.</w:t>
+      </w:r>
+    </w:p>
+    <w:p>
+      <w:r>
+        <w:lastRenderedPageBreak/>
+        <w:t>Por esta razón, el proyecto va más allá de un sistema básico de registro, ya que incluye una lógica de automatización y un enfoque de investigación aplicada.</w:t>
+      </w:r>
+    </w:p>
+    <w:p/>
+    <w:p>
       <w:r>
         <w:t>3. Planteamiento del problema</w:t>
       </w:r>
@@ -334,12 +1282,2772 @@
       </w:r>
     </w:p>
     <w:p>
+      <w:pPr>
+        <w:rPr>
+          <w:b/>
+          <w:bCs/>
+        </w:rPr>
+      </w:pPr>
+      <w:r>
+        <w:rPr>
+          <w:b/>
+          <w:bCs/>
+        </w:rPr>
+        <w:t>Capítulo 3. Metodología</w:t>
+      </w:r>
+    </w:p>
+    <w:p>
+      <w:pPr>
+        <w:rPr>
+          <w:b/>
+          <w:bCs/>
+        </w:rPr>
+      </w:pPr>
+      <w:r>
+        <w:rPr>
+          <w:b/>
+          <w:bCs/>
+        </w:rPr>
+        <w:t>3.1 Diseño de la investigación</w:t>
+      </w:r>
+    </w:p>
+    <w:p>
+      <w:r>
+        <w:t xml:space="preserve">El proyecto se desarrollará bajo un enfoque de investigación aplicada, ya que busca resolver un problema práctico mediante el desarrollo de una solución tecnológica. La investigación se centrará en comparar el proceso manual simulado de agendamiento de citas contra el proceso automatizado propuesto en </w:t>
+      </w:r>
+      <w:proofErr w:type="spellStart"/>
+      <w:r>
+        <w:t>MediCI</w:t>
+      </w:r>
+      <w:proofErr w:type="spellEnd"/>
+      <w:r>
+        <w:t>.</w:t>
+      </w:r>
+    </w:p>
+    <w:p>
+      <w:pPr>
+        <w:rPr>
+          <w:b/>
+          <w:bCs/>
+        </w:rPr>
+      </w:pPr>
+      <w:r>
+        <w:rPr>
+          <w:b/>
+          <w:bCs/>
+        </w:rPr>
+        <w:t>Hipótesis</w:t>
+      </w:r>
+    </w:p>
+    <w:p>
+      <w:r>
+        <w:t>La implementación de un sistema automático de asignación de citas médicas reducirá en un 40% el tiempo promedio de registro de una cita y disminuirá en un 50% los errores de empalme de horarios en comparación con el método manual tradicional.</w:t>
+      </w:r>
+    </w:p>
+    <w:p>
+      <w:pPr>
+        <w:rPr>
+          <w:b/>
+          <w:bCs/>
+        </w:rPr>
+      </w:pPr>
+    </w:p>
+    <w:p>
+      <w:pPr>
+        <w:rPr>
+          <w:b/>
+          <w:bCs/>
+        </w:rPr>
+      </w:pPr>
+    </w:p>
+    <w:p>
+      <w:pPr>
+        <w:rPr>
+          <w:b/>
+          <w:bCs/>
+        </w:rPr>
+      </w:pPr>
+    </w:p>
+    <w:p>
+      <w:pPr>
+        <w:rPr>
+          <w:b/>
+          <w:bCs/>
+        </w:rPr>
+      </w:pPr>
+    </w:p>
+    <w:p>
+      <w:pPr>
+        <w:rPr>
+          <w:b/>
+          <w:bCs/>
+        </w:rPr>
+      </w:pPr>
+      <w:r>
+        <w:rPr>
+          <w:b/>
+          <w:bCs/>
+        </w:rPr>
+        <w:t>Variable independiente</w:t>
+      </w:r>
+    </w:p>
+    <w:p>
+      <w:r>
+        <w:t>Sistema automático de asignación de citas médicas.</w:t>
+      </w:r>
+    </w:p>
+    <w:p>
+      <w:pPr>
+        <w:rPr>
+          <w:b/>
+          <w:bCs/>
+        </w:rPr>
+      </w:pPr>
+    </w:p>
+    <w:p>
+      <w:pPr>
+        <w:rPr>
+          <w:b/>
+          <w:bCs/>
+        </w:rPr>
+      </w:pPr>
+    </w:p>
+    <w:p>
+      <w:pPr>
+        <w:rPr>
+          <w:b/>
+          <w:bCs/>
+        </w:rPr>
+      </w:pPr>
+      <w:r>
+        <w:rPr>
+          <w:b/>
+          <w:bCs/>
+        </w:rPr>
+        <w:t>Variables dependientes</w:t>
+      </w:r>
+    </w:p>
+    <w:tbl>
+      <w:tblPr>
+        <w:tblW w:w="0" w:type="auto"/>
+        <w:tblCellSpacing w:w="15" w:type="dxa"/>
+        <w:tblBorders>
+          <w:top w:val="single" w:sz="4" w:space="0" w:color="auto"/>
+          <w:left w:val="single" w:sz="4" w:space="0" w:color="auto"/>
+          <w:bottom w:val="single" w:sz="4" w:space="0" w:color="auto"/>
+          <w:right w:val="single" w:sz="4" w:space="0" w:color="auto"/>
+          <w:insideH w:val="single" w:sz="4" w:space="0" w:color="auto"/>
+          <w:insideV w:val="single" w:sz="4" w:space="0" w:color="auto"/>
+        </w:tblBorders>
+        <w:tblCellMar>
+          <w:top w:w="15" w:type="dxa"/>
+          <w:left w:w="15" w:type="dxa"/>
+          <w:bottom w:w="15" w:type="dxa"/>
+          <w:right w:w="15" w:type="dxa"/>
+        </w:tblCellMar>
+        <w:tblLook w:val="04A0" w:firstRow="1" w:lastRow="0" w:firstColumn="1" w:lastColumn="0" w:noHBand="0" w:noVBand="1"/>
+      </w:tblPr>
+      <w:tblGrid>
+        <w:gridCol w:w="3020"/>
+        <w:gridCol w:w="5808"/>
+      </w:tblGrid>
+      <w:tr>
+        <w:trPr>
+          <w:tblCellSpacing w:w="15" w:type="dxa"/>
+        </w:trPr>
+        <w:tc>
+          <w:tcPr>
+            <w:tcW w:w="0" w:type="auto"/>
+            <w:vAlign w:val="center"/>
+            <w:hideMark/>
+          </w:tcPr>
+          <w:p>
+            <w:r>
+              <w:t>Variable</w:t>
+            </w:r>
+          </w:p>
+        </w:tc>
+        <w:tc>
+          <w:tcPr>
+            <w:tcW w:w="0" w:type="auto"/>
+            <w:vAlign w:val="center"/>
+            <w:hideMark/>
+          </w:tcPr>
+          <w:p>
+            <w:r>
+              <w:t>Descripción</w:t>
+            </w:r>
+          </w:p>
+        </w:tc>
+      </w:tr>
+      <w:tr>
+        <w:trPr>
+          <w:tblCellSpacing w:w="15" w:type="dxa"/>
+        </w:trPr>
+        <w:tc>
+          <w:tcPr>
+            <w:tcW w:w="0" w:type="auto"/>
+            <w:vAlign w:val="center"/>
+            <w:hideMark/>
+          </w:tcPr>
+          <w:p>
+            <w:r>
+              <w:t>Tiempo promedio de registro</w:t>
+            </w:r>
+          </w:p>
+        </w:tc>
+        <w:tc>
+          <w:tcPr>
+            <w:tcW w:w="0" w:type="auto"/>
+            <w:vAlign w:val="center"/>
+            <w:hideMark/>
+          </w:tcPr>
+          <w:p>
+            <w:r>
+              <w:t>Tiempo que tarda el usuario en registrar una cita médica</w:t>
+            </w:r>
+          </w:p>
+        </w:tc>
+      </w:tr>
+      <w:tr>
+        <w:trPr>
+          <w:tblCellSpacing w:w="15" w:type="dxa"/>
+        </w:trPr>
+        <w:tc>
+          <w:tcPr>
+            <w:tcW w:w="0" w:type="auto"/>
+            <w:vAlign w:val="center"/>
+            <w:hideMark/>
+          </w:tcPr>
+          <w:p>
+            <w:r>
+              <w:t>Errores de empalme</w:t>
+            </w:r>
+          </w:p>
+        </w:tc>
+        <w:tc>
+          <w:tcPr>
+            <w:tcW w:w="0" w:type="auto"/>
+            <w:vAlign w:val="center"/>
+            <w:hideMark/>
+          </w:tcPr>
+          <w:p>
+            <w:r>
+              <w:t>Intentos de registrar citas en horarios ocupados</w:t>
+            </w:r>
+          </w:p>
+        </w:tc>
+      </w:tr>
+      <w:tr>
+        <w:trPr>
+          <w:tblCellSpacing w:w="15" w:type="dxa"/>
+        </w:trPr>
+        <w:tc>
+          <w:tcPr>
+            <w:tcW w:w="0" w:type="auto"/>
+            <w:vAlign w:val="center"/>
+            <w:hideMark/>
+          </w:tcPr>
+          <w:p>
+            <w:r>
+              <w:t>Citas exitosas</w:t>
+            </w:r>
+          </w:p>
+        </w:tc>
+        <w:tc>
+          <w:tcPr>
+            <w:tcW w:w="0" w:type="auto"/>
+            <w:vAlign w:val="center"/>
+            <w:hideMark/>
+          </w:tcPr>
+          <w:p>
+            <w:r>
+              <w:t>Citas guardadas correctamente sin conflicto</w:t>
+            </w:r>
+          </w:p>
+        </w:tc>
+      </w:tr>
+      <w:tr>
+        <w:trPr>
+          <w:tblCellSpacing w:w="15" w:type="dxa"/>
+        </w:trPr>
+        <w:tc>
+          <w:tcPr>
+            <w:tcW w:w="0" w:type="auto"/>
+            <w:vAlign w:val="center"/>
+            <w:hideMark/>
+          </w:tcPr>
+          <w:p>
+            <w:r>
+              <w:t>Intentos fallidos</w:t>
+            </w:r>
+          </w:p>
+        </w:tc>
+        <w:tc>
+          <w:tcPr>
+            <w:tcW w:w="0" w:type="auto"/>
+            <w:vAlign w:val="center"/>
+            <w:hideMark/>
+          </w:tcPr>
+          <w:p>
+            <w:r>
+              <w:t>Procesos no completados por error o conflicto</w:t>
+            </w:r>
+          </w:p>
+        </w:tc>
+      </w:tr>
+    </w:tbl>
+    <w:p>
+      <w:pPr>
+        <w:rPr>
+          <w:b/>
+          <w:bCs/>
+        </w:rPr>
+      </w:pPr>
+      <w:r>
+        <w:rPr>
+          <w:b/>
+          <w:bCs/>
+        </w:rPr>
+        <w:t>Población de prueba</w:t>
+      </w:r>
+    </w:p>
+    <w:p>
+      <w:r>
+        <w:t>La población de prueba estará compuesta por registros simulados de pacientes, médicos, consultorios y citas médicas. No se utilizarán datos reales de pacientes. Los datos serán ficticios y generados únicamente para fines académicos y de validación del sistema.</w:t>
+      </w:r>
+    </w:p>
+    <w:p>
+      <w:pPr>
+        <w:rPr>
+          <w:b/>
+          <w:bCs/>
+        </w:rPr>
+      </w:pPr>
+      <w:r>
+        <w:rPr>
+          <w:b/>
+          <w:bCs/>
+        </w:rPr>
+        <w:t>Muestra inicial</w:t>
+      </w:r>
+    </w:p>
+    <w:p>
+      <w:r>
+        <w:t>Para la fase final del proyecto se buscará generar al menos 20 registros reales dentro del sistema, considerando intentos de agendamiento manual simulado y automático. Cada registro deberá guardar métricas como tiempo de registro, existencia de errores, estado de la cita y método utilizado.</w:t>
+      </w:r>
+    </w:p>
+    <w:p>
+      <w:pPr>
+        <w:rPr>
+          <w:b/>
+          <w:bCs/>
+        </w:rPr>
+      </w:pPr>
+      <w:r>
+        <w:rPr>
+          <w:b/>
+          <w:bCs/>
+        </w:rPr>
+        <w:t>Diseño experimental preliminar</w:t>
+      </w:r>
+    </w:p>
+    <w:p>
+      <w:r>
+        <w:t>El experimento comparará dos métodos:</w:t>
+      </w:r>
+    </w:p>
+    <w:tbl>
+      <w:tblPr>
+        <w:tblW w:w="0" w:type="auto"/>
+        <w:tblCellSpacing w:w="15" w:type="dxa"/>
+        <w:tblCellMar>
+          <w:top w:w="15" w:type="dxa"/>
+          <w:left w:w="15" w:type="dxa"/>
+          <w:bottom w:w="15" w:type="dxa"/>
+          <w:right w:w="15" w:type="dxa"/>
+        </w:tblCellMar>
+        <w:tblLook w:val="04A0" w:firstRow="1" w:lastRow="0" w:firstColumn="1" w:lastColumn="0" w:noHBand="0" w:noVBand="1"/>
+      </w:tblPr>
+      <w:tblGrid>
+        <w:gridCol w:w="1666"/>
+        <w:gridCol w:w="7172"/>
+      </w:tblGrid>
+      <w:tr>
+        <w:trPr>
+          <w:tblCellSpacing w:w="15" w:type="dxa"/>
+        </w:trPr>
+        <w:tc>
+          <w:tcPr>
+            <w:tcW w:w="0" w:type="auto"/>
+            <w:vAlign w:val="center"/>
+            <w:hideMark/>
+          </w:tcPr>
+          <w:p>
+            <w:r>
+              <w:t>Método</w:t>
+            </w:r>
+          </w:p>
+        </w:tc>
+        <w:tc>
+          <w:tcPr>
+            <w:tcW w:w="0" w:type="auto"/>
+            <w:vAlign w:val="center"/>
+            <w:hideMark/>
+          </w:tcPr>
+          <w:p>
+            <w:r>
+              <w:t>Descripción</w:t>
+            </w:r>
+          </w:p>
+        </w:tc>
+      </w:tr>
+      <w:tr>
+        <w:trPr>
+          <w:tblCellSpacing w:w="15" w:type="dxa"/>
+        </w:trPr>
+        <w:tc>
+          <w:tcPr>
+            <w:tcW w:w="0" w:type="auto"/>
+            <w:vAlign w:val="center"/>
+            <w:hideMark/>
+          </w:tcPr>
+          <w:p>
+            <w:r>
+              <w:lastRenderedPageBreak/>
+              <w:t>Manual simulado</w:t>
+            </w:r>
+          </w:p>
+        </w:tc>
+        <w:tc>
+          <w:tcPr>
+            <w:tcW w:w="0" w:type="auto"/>
+            <w:vAlign w:val="center"/>
+            <w:hideMark/>
+          </w:tcPr>
+          <w:p>
+            <w:r>
+              <w:t>El usuario revisa manualmente la disponibilidad del médico y consultorio antes de registrar la cita</w:t>
+            </w:r>
+          </w:p>
+        </w:tc>
+      </w:tr>
+      <w:tr>
+        <w:trPr>
+          <w:tblCellSpacing w:w="15" w:type="dxa"/>
+        </w:trPr>
+        <w:tc>
+          <w:tcPr>
+            <w:tcW w:w="0" w:type="auto"/>
+            <w:vAlign w:val="center"/>
+            <w:hideMark/>
+          </w:tcPr>
+          <w:p>
+            <w:r>
+              <w:t>Automático</w:t>
+            </w:r>
+          </w:p>
+        </w:tc>
+        <w:tc>
+          <w:tcPr>
+            <w:tcW w:w="0" w:type="auto"/>
+            <w:vAlign w:val="center"/>
+            <w:hideMark/>
+          </w:tcPr>
+          <w:p>
+            <w:r>
+              <w:t>El sistema valida disponibilidad y sugiere el horario disponible más cercano</w:t>
+            </w:r>
+          </w:p>
+        </w:tc>
+      </w:tr>
+    </w:tbl>
+    <w:p>
+      <w:r>
+        <w:t>Después de recolectar los datos, se calcularán promedios de tiempo, cantidad de errores y porcentaje de citas exitosas. Posteriormente, se compararán ambos métodos para determinar si la hipótesis se cumple.</w:t>
+      </w:r>
+    </w:p>
+    <w:p>
+      <w:pPr>
+        <w:rPr>
+          <w:b/>
+          <w:bCs/>
+        </w:rPr>
+      </w:pPr>
+      <w:r>
+        <w:rPr>
+          <w:b/>
+          <w:bCs/>
+        </w:rPr>
+        <w:t>3.2 Diseño de la solución</w:t>
+      </w:r>
+    </w:p>
+    <w:p>
+      <w:pPr>
+        <w:rPr>
+          <w:b/>
+          <w:bCs/>
+        </w:rPr>
+      </w:pPr>
+      <w:r>
+        <w:rPr>
+          <w:b/>
+          <w:bCs/>
+        </w:rPr>
+        <w:t>Arquitectura propuesta</w:t>
+      </w:r>
+    </w:p>
+    <w:p>
+      <w:proofErr w:type="spellStart"/>
+      <w:r>
+        <w:t>MediCI</w:t>
+      </w:r>
+      <w:proofErr w:type="spellEnd"/>
+      <w:r>
+        <w:t xml:space="preserve"> utilizará una arquitectura cliente-servidor dividida en tres capas principales:</w:t>
+      </w:r>
+    </w:p>
+    <w:p>
+      <w:pPr>
+        <w:numPr>
+          <w:ilvl w:val="0"/>
+          <w:numId w:val="2"/>
+        </w:numPr>
+      </w:pPr>
+      <w:proofErr w:type="spellStart"/>
+      <w:r>
+        <w:t>Frontend</w:t>
+      </w:r>
+      <w:proofErr w:type="spellEnd"/>
+      <w:r>
+        <w:t>.</w:t>
+      </w:r>
+    </w:p>
+    <w:p>
+      <w:pPr>
+        <w:numPr>
+          <w:ilvl w:val="0"/>
+          <w:numId w:val="2"/>
+        </w:numPr>
+      </w:pPr>
+      <w:proofErr w:type="spellStart"/>
+      <w:r>
+        <w:t>Backend</w:t>
+      </w:r>
+      <w:proofErr w:type="spellEnd"/>
+      <w:r>
+        <w:t>.</w:t>
+      </w:r>
+    </w:p>
+    <w:p>
+      <w:pPr>
+        <w:numPr>
+          <w:ilvl w:val="0"/>
+          <w:numId w:val="2"/>
+        </w:numPr>
+      </w:pPr>
+      <w:r>
+        <w:t>Base de datos.</w:t>
+      </w:r>
+    </w:p>
+    <w:p>
+      <w:r>
+        <w:t xml:space="preserve">El </w:t>
+      </w:r>
+      <w:proofErr w:type="spellStart"/>
+      <w:r>
+        <w:t>frontend</w:t>
+      </w:r>
+      <w:proofErr w:type="spellEnd"/>
+      <w:r>
+        <w:t xml:space="preserve"> será desarrollado con </w:t>
+      </w:r>
+      <w:proofErr w:type="spellStart"/>
+      <w:r>
+        <w:t>React</w:t>
+      </w:r>
+      <w:proofErr w:type="spellEnd"/>
+      <w:r>
+        <w:t xml:space="preserve"> y permitirá al usuario interactuar con el sistema. El </w:t>
+      </w:r>
+      <w:proofErr w:type="spellStart"/>
+      <w:r>
+        <w:t>backend</w:t>
+      </w:r>
+      <w:proofErr w:type="spellEnd"/>
+      <w:r>
+        <w:t xml:space="preserve"> será desarrollado con Node.js y Express, y se encargará de procesar las solicitudes, aplicar validaciones y comunicarse con la base de datos. La base de datos MySQL almacenará la información del sistema.</w:t>
+      </w:r>
+    </w:p>
+    <w:p>
+      <w:pPr>
+        <w:rPr>
+          <w:b/>
+          <w:bCs/>
+        </w:rPr>
+      </w:pPr>
+      <w:r>
+        <w:rPr>
+          <w:b/>
+          <w:bCs/>
+        </w:rPr>
+        <w:t>Diagrama de arquitectura</w:t>
+      </w:r>
+    </w:p>
+    <w:p>
+      <w:r>
+        <w:t>Usuario / Recepcionista / Administrador</w:t>
+      </w:r>
+    </w:p>
+    <w:p>
+      <w:r>
+        <w:t xml:space="preserve">                |</w:t>
+      </w:r>
+    </w:p>
+    <w:p>
+      <w:r>
+        <w:t xml:space="preserve">                v</w:t>
+      </w:r>
+    </w:p>
+    <w:p>
+      <w:r>
+        <w:t xml:space="preserve">        </w:t>
+      </w:r>
+      <w:proofErr w:type="spellStart"/>
+      <w:r>
+        <w:t>Frontend</w:t>
+      </w:r>
+      <w:proofErr w:type="spellEnd"/>
+      <w:r>
+        <w:t xml:space="preserve"> </w:t>
+      </w:r>
+      <w:proofErr w:type="spellStart"/>
+      <w:r>
+        <w:t>React</w:t>
+      </w:r>
+      <w:proofErr w:type="spellEnd"/>
+    </w:p>
+    <w:p>
+      <w:r>
+        <w:t xml:space="preserve">                |</w:t>
+      </w:r>
+    </w:p>
+    <w:p>
+      <w:r>
+        <w:t xml:space="preserve">                v</w:t>
+      </w:r>
+    </w:p>
+    <w:p>
+      <w:r>
+        <w:t xml:space="preserve">        API REST Node.js + Express</w:t>
+      </w:r>
+    </w:p>
+    <w:p>
+      <w:r>
+        <w:t xml:space="preserve">                |</w:t>
+      </w:r>
+    </w:p>
+    <w:p>
+      <w:r>
+        <w:t xml:space="preserve">                v</w:t>
+      </w:r>
+    </w:p>
+    <w:p>
+      <w:r>
+        <w:t xml:space="preserve"> Controladores y lógica de negocio</w:t>
+      </w:r>
+    </w:p>
+    <w:p>
+      <w:r>
+        <w:lastRenderedPageBreak/>
+        <w:t xml:space="preserve">                |</w:t>
+      </w:r>
+    </w:p>
+    <w:p>
+      <w:r>
+        <w:t xml:space="preserve">                v</w:t>
+      </w:r>
+    </w:p>
+    <w:p>
+      <w:r>
+        <w:t xml:space="preserve">        Base de datos MySQL</w:t>
+      </w:r>
+    </w:p>
+    <w:p>
+      <w:r>
+        <w:t xml:space="preserve">                |</w:t>
+      </w:r>
+    </w:p>
+    <w:p>
+      <w:r>
+        <w:t xml:space="preserve">                v</w:t>
+      </w:r>
+    </w:p>
+    <w:p>
+      <w:r>
+        <w:t xml:space="preserve">        Logs y métricas del sistema</w:t>
+      </w:r>
+    </w:p>
+    <w:p>
+      <w:pPr>
+        <w:rPr>
+          <w:b/>
+          <w:bCs/>
+        </w:rPr>
+      </w:pPr>
+      <w:r>
+        <w:rPr>
+          <w:b/>
+          <w:bCs/>
+        </w:rPr>
+        <w:t>Explicación de la arquitectura</w:t>
+      </w:r>
+    </w:p>
+    <w:p>
+      <w:r>
+        <w:t xml:space="preserve">El usuario interactúa con el sistema mediante una interfaz web. Las acciones realizadas en el </w:t>
+      </w:r>
+      <w:proofErr w:type="spellStart"/>
+      <w:r>
+        <w:t>frontend</w:t>
+      </w:r>
+      <w:proofErr w:type="spellEnd"/>
+      <w:r>
+        <w:t xml:space="preserve"> generan solicitudes HTTP hacia la API REST. El </w:t>
+      </w:r>
+      <w:proofErr w:type="spellStart"/>
+      <w:r>
+        <w:t>backend</w:t>
+      </w:r>
+      <w:proofErr w:type="spellEnd"/>
+      <w:r>
+        <w:t xml:space="preserve"> recibe estas solicitudes, valida la información y ejecuta la lógica correspondiente.</w:t>
+      </w:r>
+    </w:p>
+    <w:p>
+      <w:r>
+        <w:t xml:space="preserve">Cuando se registra una cita, el </w:t>
+      </w:r>
+      <w:proofErr w:type="spellStart"/>
+      <w:r>
+        <w:t>backend</w:t>
+      </w:r>
+      <w:proofErr w:type="spellEnd"/>
+      <w:r>
+        <w:t xml:space="preserve"> verifica la disponibilidad del médico y consultorio. Si existe disponibilidad, guarda la cita en la base de datos. Si hay conflicto, evita el registro y puede sugerir otro horario. Además, cada intento genera un log para medir el desempeño del proceso.</w:t>
+      </w:r>
+    </w:p>
+    <w:p>
+      <w:pPr>
+        <w:rPr>
+          <w:b/>
+          <w:bCs/>
+        </w:rPr>
+      </w:pPr>
+      <w:r>
+        <w:rPr>
+          <w:b/>
+          <w:bCs/>
+        </w:rPr>
+        <w:t>Diagrama de flujo del agendamiento automático</w:t>
+      </w:r>
+    </w:p>
+    <w:p>
+      <w:r>
+        <w:t>Inicio</w:t>
+      </w:r>
+    </w:p>
+    <w:p>
+      <w:r>
+        <w:t xml:space="preserve">  |</w:t>
+      </w:r>
+    </w:p>
+    <w:p>
+      <w:r>
+        <w:t xml:space="preserve">  v</w:t>
+      </w:r>
+    </w:p>
+    <w:p>
+      <w:r>
+        <w:t>Usuario selecciona paciente, especialidad y fecha</w:t>
+      </w:r>
+    </w:p>
+    <w:p>
+      <w:r>
+        <w:t xml:space="preserve">  |</w:t>
+      </w:r>
+    </w:p>
+    <w:p>
+      <w:r>
+        <w:t xml:space="preserve">  v</w:t>
+      </w:r>
+    </w:p>
+    <w:p>
+      <w:r>
+        <w:t>Sistema consulta médicos disponibles</w:t>
+      </w:r>
+    </w:p>
+    <w:p>
+      <w:r>
+        <w:t xml:space="preserve">  |</w:t>
+      </w:r>
+    </w:p>
+    <w:p>
+      <w:r>
+        <w:t xml:space="preserve">  v</w:t>
+      </w:r>
+    </w:p>
+    <w:p>
+      <w:r>
+        <w:t>Sistema revisa horarios del médico</w:t>
+      </w:r>
+    </w:p>
+    <w:p>
+      <w:r>
+        <w:t xml:space="preserve">  |</w:t>
+      </w:r>
+    </w:p>
+    <w:p>
+      <w:r>
+        <w:t xml:space="preserve">  v</w:t>
+      </w:r>
+    </w:p>
+    <w:p>
+      <w:r>
+        <w:t>Sistema consulta citas existentes</w:t>
+      </w:r>
+    </w:p>
+    <w:p>
+      <w:r>
+        <w:lastRenderedPageBreak/>
+        <w:t xml:space="preserve">  |</w:t>
+      </w:r>
+    </w:p>
+    <w:p>
+      <w:r>
+        <w:t xml:space="preserve">  v</w:t>
+      </w:r>
+    </w:p>
+    <w:p>
+      <w:r>
+        <w:t>¿Existe horario disponible?</w:t>
+      </w:r>
+    </w:p>
+    <w:p>
+      <w:r>
+        <w:t xml:space="preserve">  |                     |</w:t>
+      </w:r>
+    </w:p>
+    <w:p>
+      <w:r>
+        <w:t xml:space="preserve">  | Sí                  | No</w:t>
+      </w:r>
+    </w:p>
+    <w:p>
+      <w:r>
+        <w:t xml:space="preserve">  v                     </w:t>
+      </w:r>
+      <w:proofErr w:type="spellStart"/>
+      <w:r>
+        <w:t>v</w:t>
+      </w:r>
+      <w:proofErr w:type="spellEnd"/>
+    </w:p>
+    <w:p>
+      <w:r>
+        <w:t>Sistema sugiere       Sistema muestra mensaje</w:t>
+      </w:r>
+    </w:p>
+    <w:p>
+      <w:r>
+        <w:t>horario disponible    de no disponibilidad</w:t>
+      </w:r>
+    </w:p>
+    <w:p>
+      <w:r>
+        <w:t xml:space="preserve">  |</w:t>
+      </w:r>
+    </w:p>
+    <w:p>
+      <w:r>
+        <w:t xml:space="preserve">  v</w:t>
+      </w:r>
+    </w:p>
+    <w:p>
+      <w:r>
+        <w:t>Usuario confirma cita</w:t>
+      </w:r>
+    </w:p>
+    <w:p>
+      <w:r>
+        <w:t xml:space="preserve">  |</w:t>
+      </w:r>
+    </w:p>
+    <w:p>
+      <w:r>
+        <w:t xml:space="preserve">  v</w:t>
+      </w:r>
+    </w:p>
+    <w:p>
+      <w:r>
+        <w:t>Sistema registra cita</w:t>
+      </w:r>
+    </w:p>
+    <w:p>
+      <w:r>
+        <w:t xml:space="preserve">  |</w:t>
+      </w:r>
+    </w:p>
+    <w:p>
+      <w:r>
+        <w:t xml:space="preserve">  v</w:t>
+      </w:r>
+    </w:p>
+    <w:p>
+      <w:r>
+        <w:t>Sistema genera log</w:t>
+      </w:r>
+    </w:p>
+    <w:p>
+      <w:r>
+        <w:t xml:space="preserve">  |</w:t>
+      </w:r>
+    </w:p>
+    <w:p>
+      <w:r>
+        <w:t xml:space="preserve">  v</w:t>
+      </w:r>
+    </w:p>
+    <w:p>
+      <w:r>
+        <w:t>Fin</w:t>
+      </w:r>
+    </w:p>
+    <w:p>
+      <w:pPr>
+        <w:rPr>
+          <w:b/>
+          <w:bCs/>
+        </w:rPr>
+      </w:pPr>
+      <w:r>
+        <w:rPr>
+          <w:b/>
+          <w:bCs/>
+        </w:rPr>
+        <w:t>Diseño de base de datos</w:t>
+      </w:r>
+    </w:p>
+    <w:p>
+      <w:r>
+        <w:t xml:space="preserve">La base de datos de </w:t>
+      </w:r>
+      <w:proofErr w:type="spellStart"/>
+      <w:r>
+        <w:t>MediCI</w:t>
+      </w:r>
+      <w:proofErr w:type="spellEnd"/>
+      <w:r>
+        <w:t xml:space="preserve"> estará compuesta por las siguientes tablas:</w:t>
+      </w:r>
+    </w:p>
+    <w:tbl>
+      <w:tblPr>
+        <w:tblW w:w="0" w:type="auto"/>
+        <w:tblCellSpacing w:w="15" w:type="dxa"/>
+        <w:tblBorders>
+          <w:top w:val="single" w:sz="4" w:space="0" w:color="auto"/>
+          <w:left w:val="single" w:sz="4" w:space="0" w:color="auto"/>
+          <w:bottom w:val="single" w:sz="4" w:space="0" w:color="auto"/>
+          <w:right w:val="single" w:sz="4" w:space="0" w:color="auto"/>
+          <w:insideH w:val="single" w:sz="4" w:space="0" w:color="auto"/>
+          <w:insideV w:val="single" w:sz="4" w:space="0" w:color="auto"/>
+        </w:tblBorders>
+        <w:tblCellMar>
+          <w:top w:w="15" w:type="dxa"/>
+          <w:left w:w="15" w:type="dxa"/>
+          <w:bottom w:w="15" w:type="dxa"/>
+          <w:right w:w="15" w:type="dxa"/>
+        </w:tblCellMar>
+        <w:tblLook w:val="04A0" w:firstRow="1" w:lastRow="0" w:firstColumn="1" w:lastColumn="0" w:noHBand="0" w:noVBand="1"/>
+      </w:tblPr>
+      <w:tblGrid>
+        <w:gridCol w:w="1953"/>
+        <w:gridCol w:w="6114"/>
+      </w:tblGrid>
+      <w:tr>
+        <w:trPr>
+          <w:tblCellSpacing w:w="15" w:type="dxa"/>
+        </w:trPr>
+        <w:tc>
+          <w:tcPr>
+            <w:tcW w:w="0" w:type="auto"/>
+            <w:vAlign w:val="center"/>
+            <w:hideMark/>
+          </w:tcPr>
+          <w:p>
+            <w:r>
+              <w:t>Tabla</w:t>
+            </w:r>
+          </w:p>
+        </w:tc>
+        <w:tc>
+          <w:tcPr>
+            <w:tcW w:w="0" w:type="auto"/>
+            <w:vAlign w:val="center"/>
+            <w:hideMark/>
+          </w:tcPr>
+          <w:p>
+            <w:r>
+              <w:t>Descripción</w:t>
+            </w:r>
+          </w:p>
+        </w:tc>
+      </w:tr>
+      <w:tr>
+        <w:trPr>
+          <w:tblCellSpacing w:w="15" w:type="dxa"/>
+        </w:trPr>
+        <w:tc>
+          <w:tcPr>
+            <w:tcW w:w="0" w:type="auto"/>
+            <w:vAlign w:val="center"/>
+            <w:hideMark/>
+          </w:tcPr>
+          <w:p>
+            <w:r>
+              <w:t>usuarios</w:t>
+            </w:r>
+          </w:p>
+        </w:tc>
+        <w:tc>
+          <w:tcPr>
+            <w:tcW w:w="0" w:type="auto"/>
+            <w:vAlign w:val="center"/>
+            <w:hideMark/>
+          </w:tcPr>
+          <w:p>
+            <w:r>
+              <w:t>Almacena usuarios administradores y recepcionistas</w:t>
+            </w:r>
+          </w:p>
+        </w:tc>
+      </w:tr>
+      <w:tr>
+        <w:trPr>
+          <w:tblCellSpacing w:w="15" w:type="dxa"/>
+        </w:trPr>
+        <w:tc>
+          <w:tcPr>
+            <w:tcW w:w="0" w:type="auto"/>
+            <w:vAlign w:val="center"/>
+            <w:hideMark/>
+          </w:tcPr>
+          <w:p>
+            <w:r>
+              <w:t>pacientes</w:t>
+            </w:r>
+          </w:p>
+        </w:tc>
+        <w:tc>
+          <w:tcPr>
+            <w:tcW w:w="0" w:type="auto"/>
+            <w:vAlign w:val="center"/>
+            <w:hideMark/>
+          </w:tcPr>
+          <w:p>
+            <w:r>
+              <w:t>Registra datos básicos de pacientes ficticios</w:t>
+            </w:r>
+          </w:p>
+        </w:tc>
+      </w:tr>
+      <w:tr>
+        <w:trPr>
+          <w:tblCellSpacing w:w="15" w:type="dxa"/>
+        </w:trPr>
+        <w:tc>
+          <w:tcPr>
+            <w:tcW w:w="0" w:type="auto"/>
+            <w:vAlign w:val="center"/>
+            <w:hideMark/>
+          </w:tcPr>
+          <w:p>
+            <w:r>
+              <w:lastRenderedPageBreak/>
+              <w:t>especialidades</w:t>
+            </w:r>
+          </w:p>
+        </w:tc>
+        <w:tc>
+          <w:tcPr>
+            <w:tcW w:w="0" w:type="auto"/>
+            <w:vAlign w:val="center"/>
+            <w:hideMark/>
+          </w:tcPr>
+          <w:p>
+            <w:r>
+              <w:t>Catálogo de especialidades médicas</w:t>
+            </w:r>
+          </w:p>
+        </w:tc>
+      </w:tr>
+      <w:tr>
+        <w:trPr>
+          <w:tblCellSpacing w:w="15" w:type="dxa"/>
+        </w:trPr>
+        <w:tc>
+          <w:tcPr>
+            <w:tcW w:w="0" w:type="auto"/>
+            <w:vAlign w:val="center"/>
+            <w:hideMark/>
+          </w:tcPr>
+          <w:p>
+            <w:proofErr w:type="spellStart"/>
+            <w:r>
+              <w:t>medicos</w:t>
+            </w:r>
+            <w:proofErr w:type="spellEnd"/>
+          </w:p>
+        </w:tc>
+        <w:tc>
+          <w:tcPr>
+            <w:tcW w:w="0" w:type="auto"/>
+            <w:vAlign w:val="center"/>
+            <w:hideMark/>
+          </w:tcPr>
+          <w:p>
+            <w:r>
+              <w:t>Información de médicos y su especialidad</w:t>
+            </w:r>
+          </w:p>
+        </w:tc>
+      </w:tr>
+      <w:tr>
+        <w:trPr>
+          <w:tblCellSpacing w:w="15" w:type="dxa"/>
+        </w:trPr>
+        <w:tc>
+          <w:tcPr>
+            <w:tcW w:w="0" w:type="auto"/>
+            <w:vAlign w:val="center"/>
+            <w:hideMark/>
+          </w:tcPr>
+          <w:p>
+            <w:r>
+              <w:t>consultorios</w:t>
+            </w:r>
+          </w:p>
+        </w:tc>
+        <w:tc>
+          <w:tcPr>
+            <w:tcW w:w="0" w:type="auto"/>
+            <w:vAlign w:val="center"/>
+            <w:hideMark/>
+          </w:tcPr>
+          <w:p>
+            <w:r>
+              <w:t>Espacios físicos donde se atienden citas</w:t>
+            </w:r>
+          </w:p>
+        </w:tc>
+      </w:tr>
+      <w:tr>
+        <w:trPr>
+          <w:tblCellSpacing w:w="15" w:type="dxa"/>
+        </w:trPr>
+        <w:tc>
+          <w:tcPr>
+            <w:tcW w:w="0" w:type="auto"/>
+            <w:vAlign w:val="center"/>
+            <w:hideMark/>
+          </w:tcPr>
+          <w:p>
+            <w:proofErr w:type="spellStart"/>
+            <w:r>
+              <w:t>horarios_medicos</w:t>
+            </w:r>
+            <w:proofErr w:type="spellEnd"/>
+          </w:p>
+        </w:tc>
+        <w:tc>
+          <w:tcPr>
+            <w:tcW w:w="0" w:type="auto"/>
+            <w:vAlign w:val="center"/>
+            <w:hideMark/>
+          </w:tcPr>
+          <w:p>
+            <w:r>
+              <w:t>Días y horarios de atención de cada médico</w:t>
+            </w:r>
+          </w:p>
+        </w:tc>
+      </w:tr>
+      <w:tr>
+        <w:trPr>
+          <w:tblCellSpacing w:w="15" w:type="dxa"/>
+        </w:trPr>
+        <w:tc>
+          <w:tcPr>
+            <w:tcW w:w="0" w:type="auto"/>
+            <w:vAlign w:val="center"/>
+            <w:hideMark/>
+          </w:tcPr>
+          <w:p>
+            <w:r>
+              <w:t>citas</w:t>
+            </w:r>
+          </w:p>
+        </w:tc>
+        <w:tc>
+          <w:tcPr>
+            <w:tcW w:w="0" w:type="auto"/>
+            <w:vAlign w:val="center"/>
+            <w:hideMark/>
+          </w:tcPr>
+          <w:p>
+            <w:r>
+              <w:t>Registro principal de citas médicas</w:t>
+            </w:r>
+          </w:p>
+        </w:tc>
+      </w:tr>
+      <w:tr>
+        <w:trPr>
+          <w:tblCellSpacing w:w="15" w:type="dxa"/>
+        </w:trPr>
+        <w:tc>
+          <w:tcPr>
+            <w:tcW w:w="0" w:type="auto"/>
+            <w:vAlign w:val="center"/>
+            <w:hideMark/>
+          </w:tcPr>
+          <w:p>
+            <w:proofErr w:type="spellStart"/>
+            <w:r>
+              <w:t>logs_citas</w:t>
+            </w:r>
+            <w:proofErr w:type="spellEnd"/>
+          </w:p>
+        </w:tc>
+        <w:tc>
+          <w:tcPr>
+            <w:tcW w:w="0" w:type="auto"/>
+            <w:vAlign w:val="center"/>
+            <w:hideMark/>
+          </w:tcPr>
+          <w:p>
+            <w:r>
+              <w:t>Registros generados para medir el desempeño del sistema</w:t>
+            </w:r>
+          </w:p>
+        </w:tc>
+      </w:tr>
+    </w:tbl>
+    <w:p>
+      <w:pPr>
+        <w:rPr>
+          <w:b/>
+          <w:bCs/>
+        </w:rPr>
+      </w:pPr>
+      <w:r>
+        <w:rPr>
+          <w:b/>
+          <w:bCs/>
+        </w:rPr>
+        <w:t>Relaciones principales</w:t>
+      </w:r>
+    </w:p>
+    <w:tbl>
+      <w:tblPr>
+        <w:tblW w:w="0" w:type="auto"/>
+        <w:tblCellSpacing w:w="15" w:type="dxa"/>
+        <w:tblBorders>
+          <w:top w:val="single" w:sz="4" w:space="0" w:color="auto"/>
+          <w:left w:val="single" w:sz="4" w:space="0" w:color="auto"/>
+          <w:bottom w:val="single" w:sz="4" w:space="0" w:color="auto"/>
+          <w:right w:val="single" w:sz="4" w:space="0" w:color="auto"/>
+          <w:insideH w:val="single" w:sz="4" w:space="0" w:color="auto"/>
+          <w:insideV w:val="single" w:sz="4" w:space="0" w:color="auto"/>
+        </w:tblBorders>
+        <w:tblCellMar>
+          <w:top w:w="15" w:type="dxa"/>
+          <w:left w:w="15" w:type="dxa"/>
+          <w:bottom w:w="15" w:type="dxa"/>
+          <w:right w:w="15" w:type="dxa"/>
+        </w:tblCellMar>
+        <w:tblLook w:val="04A0" w:firstRow="1" w:lastRow="0" w:firstColumn="1" w:lastColumn="0" w:noHBand="0" w:noVBand="1"/>
+      </w:tblPr>
+      <w:tblGrid>
+        <w:gridCol w:w="3029"/>
+        <w:gridCol w:w="5636"/>
+      </w:tblGrid>
+      <w:tr>
+        <w:trPr>
+          <w:tblCellSpacing w:w="15" w:type="dxa"/>
+        </w:trPr>
+        <w:tc>
+          <w:tcPr>
+            <w:tcW w:w="0" w:type="auto"/>
+            <w:vAlign w:val="center"/>
+            <w:hideMark/>
+          </w:tcPr>
+          <w:p>
+            <w:r>
+              <w:t>Relación</w:t>
+            </w:r>
+          </w:p>
+        </w:tc>
+        <w:tc>
+          <w:tcPr>
+            <w:tcW w:w="0" w:type="auto"/>
+            <w:vAlign w:val="center"/>
+            <w:hideMark/>
+          </w:tcPr>
+          <w:p>
+            <w:r>
+              <w:t>Descripción</w:t>
+            </w:r>
+          </w:p>
+        </w:tc>
+      </w:tr>
+      <w:tr>
+        <w:trPr>
+          <w:tblCellSpacing w:w="15" w:type="dxa"/>
+        </w:trPr>
+        <w:tc>
+          <w:tcPr>
+            <w:tcW w:w="0" w:type="auto"/>
+            <w:vAlign w:val="center"/>
+            <w:hideMark/>
+          </w:tcPr>
+          <w:p>
+            <w:r>
+              <w:t xml:space="preserve">especialidades - </w:t>
+            </w:r>
+            <w:proofErr w:type="spellStart"/>
+            <w:r>
+              <w:t>medicos</w:t>
+            </w:r>
+            <w:proofErr w:type="spellEnd"/>
+          </w:p>
+        </w:tc>
+        <w:tc>
+          <w:tcPr>
+            <w:tcW w:w="0" w:type="auto"/>
+            <w:vAlign w:val="center"/>
+            <w:hideMark/>
+          </w:tcPr>
+          <w:p>
+            <w:r>
+              <w:t>Una especialidad puede tener varios médicos</w:t>
+            </w:r>
+          </w:p>
+        </w:tc>
+      </w:tr>
+      <w:tr>
+        <w:trPr>
+          <w:tblCellSpacing w:w="15" w:type="dxa"/>
+        </w:trPr>
+        <w:tc>
+          <w:tcPr>
+            <w:tcW w:w="0" w:type="auto"/>
+            <w:vAlign w:val="center"/>
+            <w:hideMark/>
+          </w:tcPr>
+          <w:p>
+            <w:proofErr w:type="spellStart"/>
+            <w:r>
+              <w:t>medicos</w:t>
+            </w:r>
+            <w:proofErr w:type="spellEnd"/>
+            <w:r>
+              <w:t xml:space="preserve"> - </w:t>
+            </w:r>
+            <w:proofErr w:type="spellStart"/>
+            <w:r>
+              <w:t>horarios_medicos</w:t>
+            </w:r>
+            <w:proofErr w:type="spellEnd"/>
+          </w:p>
+        </w:tc>
+        <w:tc>
+          <w:tcPr>
+            <w:tcW w:w="0" w:type="auto"/>
+            <w:vAlign w:val="center"/>
+            <w:hideMark/>
+          </w:tcPr>
+          <w:p>
+            <w:r>
+              <w:t>Un médico puede tener varios horarios disponibles</w:t>
+            </w:r>
+          </w:p>
+        </w:tc>
+      </w:tr>
+      <w:tr>
+        <w:trPr>
+          <w:tblCellSpacing w:w="15" w:type="dxa"/>
+        </w:trPr>
+        <w:tc>
+          <w:tcPr>
+            <w:tcW w:w="0" w:type="auto"/>
+            <w:vAlign w:val="center"/>
+            <w:hideMark/>
+          </w:tcPr>
+          <w:p>
+            <w:r>
+              <w:t>pacientes - citas</w:t>
+            </w:r>
+          </w:p>
+        </w:tc>
+        <w:tc>
+          <w:tcPr>
+            <w:tcW w:w="0" w:type="auto"/>
+            <w:vAlign w:val="center"/>
+            <w:hideMark/>
+          </w:tcPr>
+          <w:p>
+            <w:r>
+              <w:t>Un paciente puede tener varias citas</w:t>
+            </w:r>
+          </w:p>
+        </w:tc>
+      </w:tr>
+      <w:tr>
+        <w:trPr>
+          <w:tblCellSpacing w:w="15" w:type="dxa"/>
+        </w:trPr>
+        <w:tc>
+          <w:tcPr>
+            <w:tcW w:w="0" w:type="auto"/>
+            <w:vAlign w:val="center"/>
+            <w:hideMark/>
+          </w:tcPr>
+          <w:p>
+            <w:proofErr w:type="spellStart"/>
+            <w:r>
+              <w:t>medicos</w:t>
+            </w:r>
+            <w:proofErr w:type="spellEnd"/>
+            <w:r>
+              <w:t xml:space="preserve"> - citas</w:t>
+            </w:r>
+          </w:p>
+        </w:tc>
+        <w:tc>
+          <w:tcPr>
+            <w:tcW w:w="0" w:type="auto"/>
+            <w:vAlign w:val="center"/>
+            <w:hideMark/>
+          </w:tcPr>
+          <w:p>
+            <w:r>
+              <w:t>Un médico puede atender varias citas</w:t>
+            </w:r>
+          </w:p>
+        </w:tc>
+      </w:tr>
+      <w:tr>
+        <w:trPr>
+          <w:tblCellSpacing w:w="15" w:type="dxa"/>
+        </w:trPr>
+        <w:tc>
+          <w:tcPr>
+            <w:tcW w:w="0" w:type="auto"/>
+            <w:vAlign w:val="center"/>
+            <w:hideMark/>
+          </w:tcPr>
+          <w:p>
+            <w:r>
+              <w:t>consultorios - citas</w:t>
+            </w:r>
+          </w:p>
+        </w:tc>
+        <w:tc>
+          <w:tcPr>
+            <w:tcW w:w="0" w:type="auto"/>
+            <w:vAlign w:val="center"/>
+            <w:hideMark/>
+          </w:tcPr>
+          <w:p>
+            <w:r>
+              <w:t>Un consultorio puede tener varias citas</w:t>
+            </w:r>
+          </w:p>
+        </w:tc>
+      </w:tr>
+      <w:tr>
+        <w:trPr>
+          <w:tblCellSpacing w:w="15" w:type="dxa"/>
+        </w:trPr>
+        <w:tc>
+          <w:tcPr>
+            <w:tcW w:w="0" w:type="auto"/>
+            <w:vAlign w:val="center"/>
+            <w:hideMark/>
+          </w:tcPr>
+          <w:p>
+            <w:r>
+              <w:t>usuarios - citas</w:t>
+            </w:r>
+          </w:p>
+        </w:tc>
+        <w:tc>
+          <w:tcPr>
+            <w:tcW w:w="0" w:type="auto"/>
+            <w:vAlign w:val="center"/>
+            <w:hideMark/>
+          </w:tcPr>
+          <w:p>
+            <w:r>
+              <w:t>Un usuario registra citas en el sistema</w:t>
+            </w:r>
+          </w:p>
+        </w:tc>
+      </w:tr>
+      <w:tr>
+        <w:trPr>
+          <w:tblCellSpacing w:w="15" w:type="dxa"/>
+        </w:trPr>
+        <w:tc>
+          <w:tcPr>
+            <w:tcW w:w="0" w:type="auto"/>
+            <w:vAlign w:val="center"/>
+            <w:hideMark/>
+          </w:tcPr>
+          <w:p>
+            <w:r>
+              <w:t xml:space="preserve">citas - </w:t>
+            </w:r>
+            <w:proofErr w:type="spellStart"/>
+            <w:r>
+              <w:t>logs_citas</w:t>
+            </w:r>
+            <w:proofErr w:type="spellEnd"/>
+          </w:p>
+        </w:tc>
+        <w:tc>
+          <w:tcPr>
+            <w:tcW w:w="0" w:type="auto"/>
+            <w:vAlign w:val="center"/>
+            <w:hideMark/>
+          </w:tcPr>
+          <w:p>
+            <w:r>
+              <w:t>Una cita puede tener registros de medición asociados</w:t>
+            </w:r>
+          </w:p>
+        </w:tc>
+      </w:tr>
+    </w:tbl>
+    <w:p>
+      <w:pPr>
+        <w:rPr>
+          <w:b/>
+          <w:bCs/>
+        </w:rPr>
+      </w:pPr>
+      <w:r>
+        <w:rPr>
+          <w:b/>
+          <w:bCs/>
+        </w:rPr>
+        <w:t>Diagrama entidad-relación textual</w:t>
+      </w:r>
+    </w:p>
+    <w:p>
+      <w:r>
+        <w:t>ESPECIALIDADES 1 ─── N MEDICOS</w:t>
+      </w:r>
+    </w:p>
+    <w:p>
+      <w:r>
+        <w:t>MEDICOS 1 ─── N HORARIOS_MEDICOS</w:t>
+      </w:r>
+    </w:p>
+    <w:p>
+      <w:r>
+        <w:t>PACIENTES 1 ─── N CITAS</w:t>
+      </w:r>
+    </w:p>
+    <w:p>
+      <w:r>
+        <w:t>MEDICOS 1 ─── N CITAS</w:t>
+      </w:r>
+    </w:p>
+    <w:p>
+      <w:r>
+        <w:t>CONSULTORIOS 1 ─── N CITAS</w:t>
+      </w:r>
+    </w:p>
+    <w:p>
+      <w:r>
+        <w:t>USUARIOS 1 ─── N CITAS</w:t>
+      </w:r>
+    </w:p>
+    <w:p>
+      <w:r>
+        <w:t>CITAS 1 ─── N LOGS_CITAS</w:t>
+      </w:r>
+    </w:p>
+    <w:p>
+      <w:pPr>
+        <w:rPr>
+          <w:b/>
+          <w:bCs/>
+        </w:rPr>
+      </w:pPr>
+      <w:proofErr w:type="spellStart"/>
+      <w:r>
+        <w:rPr>
+          <w:b/>
+          <w:bCs/>
+        </w:rPr>
+        <w:t>Stack</w:t>
+      </w:r>
+      <w:proofErr w:type="spellEnd"/>
+      <w:r>
+        <w:rPr>
+          <w:b/>
+          <w:bCs/>
+        </w:rPr>
+        <w:t xml:space="preserve"> tecnológico</w:t>
+      </w:r>
+    </w:p>
+    <w:tbl>
+      <w:tblPr>
+        <w:tblW w:w="0" w:type="auto"/>
+        <w:tblCellSpacing w:w="15" w:type="dxa"/>
+        <w:tblCellMar>
+          <w:top w:w="15" w:type="dxa"/>
+          <w:left w:w="15" w:type="dxa"/>
+          <w:bottom w:w="15" w:type="dxa"/>
+          <w:right w:w="15" w:type="dxa"/>
+        </w:tblCellMar>
+        <w:tblLook w:val="04A0" w:firstRow="1" w:lastRow="0" w:firstColumn="1" w:lastColumn="0" w:noHBand="0" w:noVBand="1"/>
+      </w:tblPr>
+      <w:tblGrid>
+        <w:gridCol w:w="2205"/>
+        <w:gridCol w:w="4635"/>
+      </w:tblGrid>
+      <w:tr>
+        <w:trPr>
+          <w:tblCellSpacing w:w="15" w:type="dxa"/>
+        </w:trPr>
+        <w:tc>
+          <w:tcPr>
+            <w:tcW w:w="0" w:type="auto"/>
+            <w:vAlign w:val="center"/>
+            <w:hideMark/>
+          </w:tcPr>
+          <w:p>
+            <w:r>
+              <w:lastRenderedPageBreak/>
+              <w:t>Componente</w:t>
+            </w:r>
+          </w:p>
+        </w:tc>
+        <w:tc>
+          <w:tcPr>
+            <w:tcW w:w="0" w:type="auto"/>
+            <w:vAlign w:val="center"/>
+            <w:hideMark/>
+          </w:tcPr>
+          <w:p>
+            <w:r>
+              <w:t>Tecnología</w:t>
+            </w:r>
+          </w:p>
+        </w:tc>
+      </w:tr>
+      <w:tr>
+        <w:trPr>
+          <w:tblCellSpacing w:w="15" w:type="dxa"/>
+        </w:trPr>
+        <w:tc>
+          <w:tcPr>
+            <w:tcW w:w="0" w:type="auto"/>
+            <w:vAlign w:val="center"/>
+            <w:hideMark/>
+          </w:tcPr>
+          <w:p>
+            <w:proofErr w:type="spellStart"/>
+            <w:r>
+              <w:t>Frontend</w:t>
+            </w:r>
+            <w:proofErr w:type="spellEnd"/>
+          </w:p>
+        </w:tc>
+        <w:tc>
+          <w:tcPr>
+            <w:tcW w:w="0" w:type="auto"/>
+            <w:vAlign w:val="center"/>
+            <w:hideMark/>
+          </w:tcPr>
+          <w:p>
+            <w:proofErr w:type="spellStart"/>
+            <w:r>
+              <w:t>React</w:t>
+            </w:r>
+            <w:proofErr w:type="spellEnd"/>
+          </w:p>
+        </w:tc>
+      </w:tr>
+      <w:tr>
+        <w:trPr>
+          <w:tblCellSpacing w:w="15" w:type="dxa"/>
+        </w:trPr>
+        <w:tc>
+          <w:tcPr>
+            <w:tcW w:w="0" w:type="auto"/>
+            <w:vAlign w:val="center"/>
+            <w:hideMark/>
+          </w:tcPr>
+          <w:p>
+            <w:proofErr w:type="spellStart"/>
+            <w:r>
+              <w:t>Backend</w:t>
+            </w:r>
+            <w:proofErr w:type="spellEnd"/>
+          </w:p>
+        </w:tc>
+        <w:tc>
+          <w:tcPr>
+            <w:tcW w:w="0" w:type="auto"/>
+            <w:vAlign w:val="center"/>
+            <w:hideMark/>
+          </w:tcPr>
+          <w:p>
+            <w:r>
+              <w:t>Node.js con Express</w:t>
+            </w:r>
+          </w:p>
+        </w:tc>
+      </w:tr>
+      <w:tr>
+        <w:trPr>
+          <w:tblCellSpacing w:w="15" w:type="dxa"/>
+        </w:trPr>
+        <w:tc>
+          <w:tcPr>
+            <w:tcW w:w="0" w:type="auto"/>
+            <w:vAlign w:val="center"/>
+            <w:hideMark/>
+          </w:tcPr>
+          <w:p>
+            <w:r>
+              <w:t>Base de datos</w:t>
+            </w:r>
+          </w:p>
+        </w:tc>
+        <w:tc>
+          <w:tcPr>
+            <w:tcW w:w="0" w:type="auto"/>
+            <w:vAlign w:val="center"/>
+            <w:hideMark/>
+          </w:tcPr>
+          <w:p>
+            <w:r>
+              <w:t>MySQL</w:t>
+            </w:r>
+          </w:p>
+        </w:tc>
+      </w:tr>
+      <w:tr>
+        <w:trPr>
+          <w:tblCellSpacing w:w="15" w:type="dxa"/>
+        </w:trPr>
+        <w:tc>
+          <w:tcPr>
+            <w:tcW w:w="0" w:type="auto"/>
+            <w:vAlign w:val="center"/>
+            <w:hideMark/>
+          </w:tcPr>
+          <w:p>
+            <w:r>
+              <w:t>Control de versiones</w:t>
+            </w:r>
+          </w:p>
+        </w:tc>
+        <w:tc>
+          <w:tcPr>
+            <w:tcW w:w="0" w:type="auto"/>
+            <w:vAlign w:val="center"/>
+            <w:hideMark/>
+          </w:tcPr>
+          <w:p>
+            <w:r>
+              <w:t>GitHub</w:t>
+            </w:r>
+          </w:p>
+        </w:tc>
+      </w:tr>
+      <w:tr>
+        <w:trPr>
+          <w:tblCellSpacing w:w="15" w:type="dxa"/>
+        </w:trPr>
+        <w:tc>
+          <w:tcPr>
+            <w:tcW w:w="0" w:type="auto"/>
+            <w:vAlign w:val="center"/>
+            <w:hideMark/>
+          </w:tcPr>
+          <w:p>
+            <w:r>
+              <w:t>Editor de código</w:t>
+            </w:r>
+          </w:p>
+        </w:tc>
+        <w:tc>
+          <w:tcPr>
+            <w:tcW w:w="0" w:type="auto"/>
+            <w:vAlign w:val="center"/>
+            <w:hideMark/>
+          </w:tcPr>
+          <w:p>
+            <w:r>
+              <w:t xml:space="preserve">Visual Studio </w:t>
+            </w:r>
+            <w:proofErr w:type="spellStart"/>
+            <w:r>
+              <w:t>Code</w:t>
+            </w:r>
+            <w:proofErr w:type="spellEnd"/>
+          </w:p>
+        </w:tc>
+      </w:tr>
+      <w:tr>
+        <w:trPr>
+          <w:tblCellSpacing w:w="15" w:type="dxa"/>
+        </w:trPr>
+        <w:tc>
+          <w:tcPr>
+            <w:tcW w:w="0" w:type="auto"/>
+            <w:vAlign w:val="center"/>
+            <w:hideMark/>
+          </w:tcPr>
+          <w:p>
+            <w:r>
+              <w:t>Diagramas</w:t>
+            </w:r>
+          </w:p>
+        </w:tc>
+        <w:tc>
+          <w:tcPr>
+            <w:tcW w:w="0" w:type="auto"/>
+            <w:vAlign w:val="center"/>
+            <w:hideMark/>
+          </w:tcPr>
+          <w:p>
+            <w:r>
+              <w:t>Draw.io</w:t>
+            </w:r>
+          </w:p>
+        </w:tc>
+      </w:tr>
+      <w:tr>
+        <w:trPr>
+          <w:tblCellSpacing w:w="15" w:type="dxa"/>
+        </w:trPr>
+        <w:tc>
+          <w:tcPr>
+            <w:tcW w:w="0" w:type="auto"/>
+            <w:vAlign w:val="center"/>
+            <w:hideMark/>
+          </w:tcPr>
+          <w:p>
+            <w:r>
+              <w:t>Análisis de datos</w:t>
+            </w:r>
+          </w:p>
+        </w:tc>
+        <w:tc>
+          <w:tcPr>
+            <w:tcW w:w="0" w:type="auto"/>
+            <w:vAlign w:val="center"/>
+            <w:hideMark/>
+          </w:tcPr>
+          <w:p>
+            <w:r>
+              <w:t>Excel o Python</w:t>
+            </w:r>
+          </w:p>
+        </w:tc>
+      </w:tr>
+      <w:tr>
+        <w:trPr>
+          <w:tblCellSpacing w:w="15" w:type="dxa"/>
+        </w:trPr>
+        <w:tc>
+          <w:tcPr>
+            <w:tcW w:w="0" w:type="auto"/>
+            <w:vAlign w:val="center"/>
+            <w:hideMark/>
+          </w:tcPr>
+          <w:p>
+            <w:r>
+              <w:t>Despliegue</w:t>
+            </w:r>
+          </w:p>
+        </w:tc>
+        <w:tc>
+          <w:tcPr>
+            <w:tcW w:w="0" w:type="auto"/>
+            <w:vAlign w:val="center"/>
+            <w:hideMark/>
+          </w:tcPr>
+          <w:p>
+            <w:r>
+              <w:t xml:space="preserve">Render, </w:t>
+            </w:r>
+            <w:proofErr w:type="spellStart"/>
+            <w:r>
+              <w:t>Railway</w:t>
+            </w:r>
+            <w:proofErr w:type="spellEnd"/>
+            <w:r>
+              <w:t xml:space="preserve"> o servidor local configurado</w:t>
+            </w:r>
+          </w:p>
+        </w:tc>
+      </w:tr>
+    </w:tbl>
+    <w:p/>
+    <w:p>
+      <w:pPr>
+        <w:rPr>
+          <w:b/>
+          <w:bCs/>
+        </w:rPr>
+      </w:pPr>
+      <w:r>
+        <w:rPr>
+          <w:b/>
+          <w:bCs/>
+        </w:rPr>
+        <w:t>Requisitos funcionales</w:t>
+      </w:r>
+    </w:p>
+    <w:tbl>
+      <w:tblPr>
+        <w:tblW w:w="0" w:type="auto"/>
+        <w:tblCellSpacing w:w="15" w:type="dxa"/>
+        <w:tblCellMar>
+          <w:top w:w="15" w:type="dxa"/>
+          <w:left w:w="15" w:type="dxa"/>
+          <w:bottom w:w="15" w:type="dxa"/>
+          <w:right w:w="15" w:type="dxa"/>
+        </w:tblCellMar>
+        <w:tblLook w:val="04A0" w:firstRow="1" w:lastRow="0" w:firstColumn="1" w:lastColumn="0" w:noHBand="0" w:noVBand="1"/>
+      </w:tblPr>
+      <w:tblGrid>
+        <w:gridCol w:w="603"/>
+        <w:gridCol w:w="8235"/>
+      </w:tblGrid>
+      <w:tr>
+        <w:trPr>
+          <w:tblCellSpacing w:w="15" w:type="dxa"/>
+        </w:trPr>
+        <w:tc>
+          <w:tcPr>
+            <w:tcW w:w="0" w:type="auto"/>
+            <w:vAlign w:val="center"/>
+            <w:hideMark/>
+          </w:tcPr>
+          <w:p>
+            <w:r>
+              <w:t>ID</w:t>
+            </w:r>
+          </w:p>
+        </w:tc>
+        <w:tc>
+          <w:tcPr>
+            <w:tcW w:w="0" w:type="auto"/>
+            <w:vAlign w:val="center"/>
+            <w:hideMark/>
+          </w:tcPr>
+          <w:p>
+            <w:r>
+              <w:t>Requisito funcional</w:t>
+            </w:r>
+          </w:p>
+        </w:tc>
+      </w:tr>
+      <w:tr>
+        <w:trPr>
+          <w:tblCellSpacing w:w="15" w:type="dxa"/>
+        </w:trPr>
+        <w:tc>
+          <w:tcPr>
+            <w:tcW w:w="0" w:type="auto"/>
+            <w:vAlign w:val="center"/>
+            <w:hideMark/>
+          </w:tcPr>
+          <w:p>
+            <w:r>
+              <w:t>RF01</w:t>
+            </w:r>
+          </w:p>
+        </w:tc>
+        <w:tc>
+          <w:tcPr>
+            <w:tcW w:w="0" w:type="auto"/>
+            <w:vAlign w:val="center"/>
+            <w:hideMark/>
+          </w:tcPr>
+          <w:p>
+            <w:r>
+              <w:t>El sistema permitirá iniciar sesión al personal autorizado.</w:t>
+            </w:r>
+          </w:p>
+        </w:tc>
+      </w:tr>
+      <w:tr>
+        <w:trPr>
+          <w:tblCellSpacing w:w="15" w:type="dxa"/>
+        </w:trPr>
+        <w:tc>
+          <w:tcPr>
+            <w:tcW w:w="0" w:type="auto"/>
+            <w:vAlign w:val="center"/>
+            <w:hideMark/>
+          </w:tcPr>
+          <w:p>
+            <w:r>
+              <w:t>RF02</w:t>
+            </w:r>
+          </w:p>
+        </w:tc>
+        <w:tc>
+          <w:tcPr>
+            <w:tcW w:w="0" w:type="auto"/>
+            <w:vAlign w:val="center"/>
+            <w:hideMark/>
+          </w:tcPr>
+          <w:p>
+            <w:r>
+              <w:t>El sistema permitirá registrar pacientes.</w:t>
+            </w:r>
+          </w:p>
+        </w:tc>
+      </w:tr>
+      <w:tr>
+        <w:trPr>
+          <w:tblCellSpacing w:w="15" w:type="dxa"/>
+        </w:trPr>
+        <w:tc>
+          <w:tcPr>
+            <w:tcW w:w="0" w:type="auto"/>
+            <w:vAlign w:val="center"/>
+            <w:hideMark/>
+          </w:tcPr>
+          <w:p>
+            <w:r>
+              <w:t>RF03</w:t>
+            </w:r>
+          </w:p>
+        </w:tc>
+        <w:tc>
+          <w:tcPr>
+            <w:tcW w:w="0" w:type="auto"/>
+            <w:vAlign w:val="center"/>
+            <w:hideMark/>
+          </w:tcPr>
+          <w:p>
+            <w:r>
+              <w:t>El sistema permitirá consultar pacientes registrados.</w:t>
+            </w:r>
+          </w:p>
+        </w:tc>
+      </w:tr>
+      <w:tr>
+        <w:trPr>
+          <w:tblCellSpacing w:w="15" w:type="dxa"/>
+        </w:trPr>
+        <w:tc>
+          <w:tcPr>
+            <w:tcW w:w="0" w:type="auto"/>
+            <w:vAlign w:val="center"/>
+            <w:hideMark/>
+          </w:tcPr>
+          <w:p>
+            <w:r>
+              <w:t>RF04</w:t>
+            </w:r>
+          </w:p>
+        </w:tc>
+        <w:tc>
+          <w:tcPr>
+            <w:tcW w:w="0" w:type="auto"/>
+            <w:vAlign w:val="center"/>
+            <w:hideMark/>
+          </w:tcPr>
+          <w:p>
+            <w:r>
+              <w:t>El sistema permitirá registrar médicos y especialidades.</w:t>
+            </w:r>
+          </w:p>
+        </w:tc>
+      </w:tr>
+      <w:tr>
+        <w:trPr>
+          <w:tblCellSpacing w:w="15" w:type="dxa"/>
+        </w:trPr>
+        <w:tc>
+          <w:tcPr>
+            <w:tcW w:w="0" w:type="auto"/>
+            <w:vAlign w:val="center"/>
+            <w:hideMark/>
+          </w:tcPr>
+          <w:p>
+            <w:r>
+              <w:t>RF05</w:t>
+            </w:r>
+          </w:p>
+        </w:tc>
+        <w:tc>
+          <w:tcPr>
+            <w:tcW w:w="0" w:type="auto"/>
+            <w:vAlign w:val="center"/>
+            <w:hideMark/>
+          </w:tcPr>
+          <w:p>
+            <w:r>
+              <w:t>El sistema permitirá registrar consultorios.</w:t>
+            </w:r>
+          </w:p>
+        </w:tc>
+      </w:tr>
+      <w:tr>
+        <w:trPr>
+          <w:tblCellSpacing w:w="15" w:type="dxa"/>
+        </w:trPr>
+        <w:tc>
+          <w:tcPr>
+            <w:tcW w:w="0" w:type="auto"/>
+            <w:vAlign w:val="center"/>
+            <w:hideMark/>
+          </w:tcPr>
+          <w:p>
+            <w:r>
+              <w:t>RF06</w:t>
+            </w:r>
+          </w:p>
+        </w:tc>
+        <w:tc>
+          <w:tcPr>
+            <w:tcW w:w="0" w:type="auto"/>
+            <w:vAlign w:val="center"/>
+            <w:hideMark/>
+          </w:tcPr>
+          <w:p>
+            <w:r>
+              <w:t>El sistema permitirá registrar citas médicas.</w:t>
+            </w:r>
+          </w:p>
+        </w:tc>
+      </w:tr>
+      <w:tr>
+        <w:trPr>
+          <w:tblCellSpacing w:w="15" w:type="dxa"/>
+        </w:trPr>
+        <w:tc>
+          <w:tcPr>
+            <w:tcW w:w="0" w:type="auto"/>
+            <w:vAlign w:val="center"/>
+            <w:hideMark/>
+          </w:tcPr>
+          <w:p>
+            <w:r>
+              <w:t>RF07</w:t>
+            </w:r>
+          </w:p>
+        </w:tc>
+        <w:tc>
+          <w:tcPr>
+            <w:tcW w:w="0" w:type="auto"/>
+            <w:vAlign w:val="center"/>
+            <w:hideMark/>
+          </w:tcPr>
+          <w:p>
+            <w:r>
+              <w:t>El sistema verificará la disponibilidad del médico antes de guardar una cita.</w:t>
+            </w:r>
+          </w:p>
+        </w:tc>
+      </w:tr>
+      <w:tr>
+        <w:trPr>
+          <w:tblCellSpacing w:w="15" w:type="dxa"/>
+        </w:trPr>
+        <w:tc>
+          <w:tcPr>
+            <w:tcW w:w="0" w:type="auto"/>
+            <w:vAlign w:val="center"/>
+            <w:hideMark/>
+          </w:tcPr>
+          <w:p>
+            <w:r>
+              <w:t>RF08</w:t>
+            </w:r>
+          </w:p>
+        </w:tc>
+        <w:tc>
+          <w:tcPr>
+            <w:tcW w:w="0" w:type="auto"/>
+            <w:vAlign w:val="center"/>
+            <w:hideMark/>
+          </w:tcPr>
+          <w:p>
+            <w:r>
+              <w:t>El sistema verificará la disponibilidad del consultorio antes de guardar una cita.</w:t>
+            </w:r>
+          </w:p>
+        </w:tc>
+      </w:tr>
+      <w:tr>
+        <w:trPr>
+          <w:tblCellSpacing w:w="15" w:type="dxa"/>
+        </w:trPr>
+        <w:tc>
+          <w:tcPr>
+            <w:tcW w:w="0" w:type="auto"/>
+            <w:vAlign w:val="center"/>
+            <w:hideMark/>
+          </w:tcPr>
+          <w:p>
+            <w:r>
+              <w:t>RF09</w:t>
+            </w:r>
+          </w:p>
+        </w:tc>
+        <w:tc>
+          <w:tcPr>
+            <w:tcW w:w="0" w:type="auto"/>
+            <w:vAlign w:val="center"/>
+            <w:hideMark/>
+          </w:tcPr>
+          <w:p>
+            <w:r>
+              <w:t>El sistema evitará empalmes de citas en el mismo horario.</w:t>
+            </w:r>
+          </w:p>
+        </w:tc>
+      </w:tr>
+      <w:tr>
+        <w:trPr>
+          <w:tblCellSpacing w:w="15" w:type="dxa"/>
+        </w:trPr>
+        <w:tc>
+          <w:tcPr>
+            <w:tcW w:w="0" w:type="auto"/>
+            <w:vAlign w:val="center"/>
+            <w:hideMark/>
+          </w:tcPr>
+          <w:p>
+            <w:r>
+              <w:t>RF10</w:t>
+            </w:r>
+          </w:p>
+        </w:tc>
+        <w:tc>
+          <w:tcPr>
+            <w:tcW w:w="0" w:type="auto"/>
+            <w:vAlign w:val="center"/>
+            <w:hideMark/>
+          </w:tcPr>
+          <w:p>
+            <w:r>
+              <w:t>El sistema sugerirá horarios disponibles cuando el horario solicitado no esté libre.</w:t>
+            </w:r>
+          </w:p>
+        </w:tc>
+      </w:tr>
+      <w:tr>
+        <w:trPr>
+          <w:tblCellSpacing w:w="15" w:type="dxa"/>
+        </w:trPr>
+        <w:tc>
+          <w:tcPr>
+            <w:tcW w:w="0" w:type="auto"/>
+            <w:vAlign w:val="center"/>
+            <w:hideMark/>
+          </w:tcPr>
+          <w:p>
+            <w:r>
+              <w:lastRenderedPageBreak/>
+              <w:t>RF11</w:t>
+            </w:r>
+          </w:p>
+        </w:tc>
+        <w:tc>
+          <w:tcPr>
+            <w:tcW w:w="0" w:type="auto"/>
+            <w:vAlign w:val="center"/>
+            <w:hideMark/>
+          </w:tcPr>
+          <w:p>
+            <w:r>
+              <w:t>El sistema permitirá cancelar o reprogramar citas.</w:t>
+            </w:r>
+          </w:p>
+        </w:tc>
+      </w:tr>
+      <w:tr>
+        <w:trPr>
+          <w:tblCellSpacing w:w="15" w:type="dxa"/>
+        </w:trPr>
+        <w:tc>
+          <w:tcPr>
+            <w:tcW w:w="0" w:type="auto"/>
+            <w:vAlign w:val="center"/>
+            <w:hideMark/>
+          </w:tcPr>
+          <w:p>
+            <w:r>
+              <w:t>RF12</w:t>
+            </w:r>
+          </w:p>
+        </w:tc>
+        <w:tc>
+          <w:tcPr>
+            <w:tcW w:w="0" w:type="auto"/>
+            <w:vAlign w:val="center"/>
+            <w:hideMark/>
+          </w:tcPr>
+          <w:p>
+            <w:r>
+              <w:t>El sistema registrará logs de cada intento de agendamiento.</w:t>
+            </w:r>
+          </w:p>
+        </w:tc>
+      </w:tr>
+      <w:tr>
+        <w:trPr>
+          <w:tblCellSpacing w:w="15" w:type="dxa"/>
+        </w:trPr>
+        <w:tc>
+          <w:tcPr>
+            <w:tcW w:w="0" w:type="auto"/>
+            <w:vAlign w:val="center"/>
+            <w:hideMark/>
+          </w:tcPr>
+          <w:p>
+            <w:r>
+              <w:t>RF13</w:t>
+            </w:r>
+          </w:p>
+        </w:tc>
+        <w:tc>
+          <w:tcPr>
+            <w:tcW w:w="0" w:type="auto"/>
+            <w:vAlign w:val="center"/>
+            <w:hideMark/>
+          </w:tcPr>
+          <w:p>
+            <w:r>
+              <w:t>El sistema mostrará métricas básicas de tiempo de registro, errores y citas exitosas.</w:t>
+            </w:r>
+          </w:p>
+        </w:tc>
+      </w:tr>
+    </w:tbl>
+    <w:p/>
+    <w:p/>
+    <w:p/>
+    <w:p>
+      <w:pPr>
+        <w:rPr>
+          <w:b/>
+          <w:bCs/>
+        </w:rPr>
+      </w:pPr>
+      <w:r>
+        <w:rPr>
+          <w:b/>
+          <w:bCs/>
+        </w:rPr>
+        <w:t>Requisitos no funcionales</w:t>
+      </w:r>
+    </w:p>
+    <w:tbl>
+      <w:tblPr>
+        <w:tblW w:w="0" w:type="auto"/>
+        <w:tblCellSpacing w:w="15" w:type="dxa"/>
+        <w:tblBorders>
+          <w:top w:val="single" w:sz="4" w:space="0" w:color="auto"/>
+          <w:left w:val="single" w:sz="4" w:space="0" w:color="auto"/>
+          <w:bottom w:val="single" w:sz="4" w:space="0" w:color="auto"/>
+          <w:right w:val="single" w:sz="4" w:space="0" w:color="auto"/>
+          <w:insideH w:val="single" w:sz="4" w:space="0" w:color="auto"/>
+          <w:insideV w:val="single" w:sz="4" w:space="0" w:color="auto"/>
+        </w:tblBorders>
+        <w:tblCellMar>
+          <w:top w:w="15" w:type="dxa"/>
+          <w:left w:w="15" w:type="dxa"/>
+          <w:bottom w:w="15" w:type="dxa"/>
+          <w:right w:w="15" w:type="dxa"/>
+        </w:tblCellMar>
+        <w:tblLook w:val="04A0" w:firstRow="1" w:lastRow="0" w:firstColumn="1" w:lastColumn="0" w:noHBand="0" w:noVBand="1"/>
+      </w:tblPr>
+      <w:tblGrid>
+        <w:gridCol w:w="793"/>
+        <w:gridCol w:w="8035"/>
+      </w:tblGrid>
+      <w:tr>
+        <w:trPr>
+          <w:tblCellSpacing w:w="15" w:type="dxa"/>
+        </w:trPr>
+        <w:tc>
+          <w:tcPr>
+            <w:tcW w:w="0" w:type="auto"/>
+            <w:vAlign w:val="center"/>
+            <w:hideMark/>
+          </w:tcPr>
+          <w:p>
+            <w:r>
+              <w:t>ID</w:t>
+            </w:r>
+          </w:p>
+        </w:tc>
+        <w:tc>
+          <w:tcPr>
+            <w:tcW w:w="0" w:type="auto"/>
+            <w:vAlign w:val="center"/>
+            <w:hideMark/>
+          </w:tcPr>
+          <w:p>
+            <w:r>
+              <w:t>Requisito no funcional</w:t>
+            </w:r>
+          </w:p>
+        </w:tc>
+      </w:tr>
+      <w:tr>
+        <w:trPr>
+          <w:tblCellSpacing w:w="15" w:type="dxa"/>
+        </w:trPr>
+        <w:tc>
+          <w:tcPr>
+            <w:tcW w:w="0" w:type="auto"/>
+            <w:vAlign w:val="center"/>
+            <w:hideMark/>
+          </w:tcPr>
+          <w:p>
+            <w:r>
+              <w:t>RNF01</w:t>
+            </w:r>
+          </w:p>
+        </w:tc>
+        <w:tc>
+          <w:tcPr>
+            <w:tcW w:w="0" w:type="auto"/>
+            <w:vAlign w:val="center"/>
+            <w:hideMark/>
+          </w:tcPr>
+          <w:p>
+            <w:r>
+              <w:t>La interfaz deberá ser clara, intuitiva y responsiva.</w:t>
+            </w:r>
+          </w:p>
+        </w:tc>
+      </w:tr>
+      <w:tr>
+        <w:trPr>
+          <w:tblCellSpacing w:w="15" w:type="dxa"/>
+        </w:trPr>
+        <w:tc>
+          <w:tcPr>
+            <w:tcW w:w="0" w:type="auto"/>
+            <w:vAlign w:val="center"/>
+            <w:hideMark/>
+          </w:tcPr>
+          <w:p>
+            <w:r>
+              <w:t>RNF02</w:t>
+            </w:r>
+          </w:p>
+        </w:tc>
+        <w:tc>
+          <w:tcPr>
+            <w:tcW w:w="0" w:type="auto"/>
+            <w:vAlign w:val="center"/>
+            <w:hideMark/>
+          </w:tcPr>
+          <w:p>
+            <w:r>
+              <w:t xml:space="preserve">El </w:t>
+            </w:r>
+            <w:proofErr w:type="spellStart"/>
+            <w:r>
+              <w:t>backend</w:t>
+            </w:r>
+            <w:proofErr w:type="spellEnd"/>
+            <w:r>
+              <w:t xml:space="preserve"> deberá estar separado del </w:t>
+            </w:r>
+            <w:proofErr w:type="spellStart"/>
+            <w:r>
+              <w:t>frontend</w:t>
+            </w:r>
+            <w:proofErr w:type="spellEnd"/>
+            <w:r>
+              <w:t xml:space="preserve"> mediante una API REST.</w:t>
+            </w:r>
+          </w:p>
+        </w:tc>
+      </w:tr>
+      <w:tr>
+        <w:trPr>
+          <w:tblCellSpacing w:w="15" w:type="dxa"/>
+        </w:trPr>
+        <w:tc>
+          <w:tcPr>
+            <w:tcW w:w="0" w:type="auto"/>
+            <w:vAlign w:val="center"/>
+            <w:hideMark/>
+          </w:tcPr>
+          <w:p>
+            <w:r>
+              <w:t>RNF03</w:t>
+            </w:r>
+          </w:p>
+        </w:tc>
+        <w:tc>
+          <w:tcPr>
+            <w:tcW w:w="0" w:type="auto"/>
+            <w:vAlign w:val="center"/>
+            <w:hideMark/>
+          </w:tcPr>
+          <w:p>
+            <w:r>
+              <w:t>La base de datos deberá conservar la información de manera persistente.</w:t>
+            </w:r>
+          </w:p>
+        </w:tc>
+      </w:tr>
+      <w:tr>
+        <w:trPr>
+          <w:tblCellSpacing w:w="15" w:type="dxa"/>
+        </w:trPr>
+        <w:tc>
+          <w:tcPr>
+            <w:tcW w:w="0" w:type="auto"/>
+            <w:vAlign w:val="center"/>
+            <w:hideMark/>
+          </w:tcPr>
+          <w:p>
+            <w:r>
+              <w:t>RNF04</w:t>
+            </w:r>
+          </w:p>
+        </w:tc>
+        <w:tc>
+          <w:tcPr>
+            <w:tcW w:w="0" w:type="auto"/>
+            <w:vAlign w:val="center"/>
+            <w:hideMark/>
+          </w:tcPr>
+          <w:p>
+            <w:r>
+              <w:t>Las credenciales de base de datos deberán almacenarse en variables de entorno.</w:t>
+            </w:r>
+          </w:p>
+        </w:tc>
+      </w:tr>
+      <w:tr>
+        <w:trPr>
+          <w:tblCellSpacing w:w="15" w:type="dxa"/>
+        </w:trPr>
+        <w:tc>
+          <w:tcPr>
+            <w:tcW w:w="0" w:type="auto"/>
+            <w:vAlign w:val="center"/>
+            <w:hideMark/>
+          </w:tcPr>
+          <w:p>
+            <w:r>
+              <w:t>RNF05</w:t>
+            </w:r>
+          </w:p>
+        </w:tc>
+        <w:tc>
+          <w:tcPr>
+            <w:tcW w:w="0" w:type="auto"/>
+            <w:vAlign w:val="center"/>
+            <w:hideMark/>
+          </w:tcPr>
+          <w:p>
+            <w:r>
+              <w:t>El sistema deberá validar campos obligatorios antes de guardar información.</w:t>
+            </w:r>
+          </w:p>
+        </w:tc>
+      </w:tr>
+      <w:tr>
+        <w:trPr>
+          <w:tblCellSpacing w:w="15" w:type="dxa"/>
+        </w:trPr>
+        <w:tc>
+          <w:tcPr>
+            <w:tcW w:w="0" w:type="auto"/>
+            <w:vAlign w:val="center"/>
+            <w:hideMark/>
+          </w:tcPr>
+          <w:p>
+            <w:r>
+              <w:t>RNF06</w:t>
+            </w:r>
+          </w:p>
+        </w:tc>
+        <w:tc>
+          <w:tcPr>
+            <w:tcW w:w="0" w:type="auto"/>
+            <w:vAlign w:val="center"/>
+            <w:hideMark/>
+          </w:tcPr>
+          <w:p>
+            <w:r>
+              <w:t>El sistema deberá mostrar mensajes amigables ante errores de usuario o sistema.</w:t>
+            </w:r>
+          </w:p>
+        </w:tc>
+      </w:tr>
+      <w:tr>
+        <w:trPr>
+          <w:tblCellSpacing w:w="15" w:type="dxa"/>
+        </w:trPr>
+        <w:tc>
+          <w:tcPr>
+            <w:tcW w:w="0" w:type="auto"/>
+            <w:vAlign w:val="center"/>
+            <w:hideMark/>
+          </w:tcPr>
+          <w:p>
+            <w:r>
+              <w:t>RNF07</w:t>
+            </w:r>
+          </w:p>
+        </w:tc>
+        <w:tc>
+          <w:tcPr>
+            <w:tcW w:w="0" w:type="auto"/>
+            <w:vAlign w:val="center"/>
+            <w:hideMark/>
+          </w:tcPr>
+          <w:p>
+            <w:r>
+              <w:t>El código deberá organizarse por rutas, controladores, modelos y configuración.</w:t>
+            </w:r>
+          </w:p>
+        </w:tc>
+      </w:tr>
+      <w:tr>
+        <w:trPr>
+          <w:tblCellSpacing w:w="15" w:type="dxa"/>
+        </w:trPr>
+        <w:tc>
+          <w:tcPr>
+            <w:tcW w:w="0" w:type="auto"/>
+            <w:vAlign w:val="center"/>
+            <w:hideMark/>
+          </w:tcPr>
+          <w:p>
+            <w:r>
+              <w:t>RNF08</w:t>
+            </w:r>
+          </w:p>
+        </w:tc>
+        <w:tc>
+          <w:tcPr>
+            <w:tcW w:w="0" w:type="auto"/>
+            <w:vAlign w:val="center"/>
+            <w:hideMark/>
+          </w:tcPr>
+          <w:p>
+            <w:r>
+              <w:t>Las operaciones principales deberán responder en un tiempo aceptable para el usuario.</w:t>
+            </w:r>
+          </w:p>
+        </w:tc>
+      </w:tr>
+      <w:tr>
+        <w:trPr>
+          <w:tblCellSpacing w:w="15" w:type="dxa"/>
+        </w:trPr>
+        <w:tc>
+          <w:tcPr>
+            <w:tcW w:w="0" w:type="auto"/>
+            <w:vAlign w:val="center"/>
+            <w:hideMark/>
+          </w:tcPr>
+          <w:p>
+            <w:r>
+              <w:t>RNF09</w:t>
+            </w:r>
+          </w:p>
+        </w:tc>
+        <w:tc>
+          <w:tcPr>
+            <w:tcW w:w="0" w:type="auto"/>
+            <w:vAlign w:val="center"/>
+            <w:hideMark/>
+          </w:tcPr>
+          <w:p>
+            <w:r>
+              <w:t>El sistema deberá utilizar datos ficticios o anonimizados durante las pruebas.</w:t>
+            </w:r>
+          </w:p>
+        </w:tc>
+      </w:tr>
+      <w:tr>
+        <w:trPr>
+          <w:tblCellSpacing w:w="15" w:type="dxa"/>
+        </w:trPr>
+        <w:tc>
+          <w:tcPr>
+            <w:tcW w:w="0" w:type="auto"/>
+            <w:vAlign w:val="center"/>
+            <w:hideMark/>
+          </w:tcPr>
+          <w:p>
+            <w:r>
+              <w:t>RNF10</w:t>
+            </w:r>
+          </w:p>
+        </w:tc>
+        <w:tc>
+          <w:tcPr>
+            <w:tcW w:w="0" w:type="auto"/>
+            <w:vAlign w:val="center"/>
+            <w:hideMark/>
+          </w:tcPr>
+          <w:p>
+            <w:r>
+              <w:t xml:space="preserve">El repositorio deberá mantener </w:t>
+            </w:r>
+            <w:proofErr w:type="spellStart"/>
+            <w:r>
+              <w:t>commits</w:t>
+            </w:r>
+            <w:proofErr w:type="spellEnd"/>
+            <w:r>
+              <w:t xml:space="preserve"> constantes y descriptivos.</w:t>
+            </w:r>
+          </w:p>
+        </w:tc>
+      </w:tr>
+    </w:tbl>
+    <w:p/>
+    <w:p>
       <w:r>
         <w:t>4. Justificación</w:t>
       </w:r>
     </w:p>
     <w:p>
       <w:r>
+        <w:lastRenderedPageBreak/>
         <w:t>El desarrollo de un sistema automático de citas médicas es importante porque permite mejorar la eficiencia administrativa en hospitales y clínicas. La automatización del proceso puede ayudar a reducir el tiempo que tarda el personal en registrar una cita, disminuir errores de programación y facilitar la consulta de horarios disponibles.</w:t>
       </w:r>
     </w:p>
@@ -351,57 +4059,57 @@
     <w:p/>
     <w:p>
       <w:r>
+        <w:t>Además, el proyecto tiene valor investigativo, ya que no solo se desarrollará una aplicación funcional, sino que también se medirá su impacto mediante datos generados por el propio sistema. De esta manera, será posible comparar el proceso manual con el proceso automatizado y determinar si la solución propuesta reduce tiempos y errores.</w:t>
+      </w:r>
+    </w:p>
+    <w:p>
+      <w:r>
+        <w:t>5. Objetivo general</w:t>
+      </w:r>
+    </w:p>
+    <w:p>
+      <w:r>
+        <w:t>Desarrollar un sistema web inteligente de agendamiento automático de citas médicas para optimizar el registro de consultas, reducir tiempos administrativos y disminuir errores de empalme de horarios en un entorno hospitalario.</w:t>
+      </w:r>
+    </w:p>
+    <w:p>
+      <w:r>
+        <w:t>6. Objetivos específicos</w:t>
+      </w:r>
+    </w:p>
+    <w:p>
+      <w:r>
+        <w:t>1. Diseñar una base de datos que permita registrar pacientes, médicos, especialidades, consultorios, horarios y citas médicas.</w:t>
+      </w:r>
+    </w:p>
+    <w:p>
+      <w:r>
+        <w:t>2. Implementar un módulo de asignación automática que sugiera horarios disponibles de acuerdo con la especialidad, médico, fecha y consultorio.</w:t>
+      </w:r>
+    </w:p>
+    <w:p>
+      <w:r>
+        <w:t>3. Desarrollar una validación que evite el registro de dos citas en el mismo horario, con el mismo médico o consultorio.</w:t>
+      </w:r>
+    </w:p>
+    <w:p>
+      <w:r>
+        <w:t>4. Integrar un módulo de logs que registre el tiempo de agendamiento, errores detectados, intentos fallidos y citas exitosas.</w:t>
+      </w:r>
+    </w:p>
+    <w:p>
+      <w:r>
+        <w:t>5. Comparar el proceso manual simulado contra el proceso automatizado mediante métricas generadas por el sistema.</w:t>
+      </w:r>
+    </w:p>
+    <w:p>
+      <w:r>
+        <w:t>6. Validar la hipótesis mediante el análisis de los datos recolectados durante las pruebas del MVP.</w:t>
+      </w:r>
+    </w:p>
+    <w:p>
+      <w:r>
         <w:lastRenderedPageBreak/>
-        <w:t>Además, el proyecto tiene valor investigativo, ya que no solo se desarrollará una aplicación funcional, sino que también se medirá su impacto mediante datos generados por el propio sistema. De esta manera, será posible comparar el proceso manual con el proceso automatizado y determinar si la solución propuesta reduce tiempos y errores.</w:t>
-      </w:r>
-    </w:p>
-    <w:p>
-      <w:r>
-        <w:t>5. Objetivo general</w:t>
-      </w:r>
-    </w:p>
-    <w:p>
-      <w:r>
-        <w:t>Desarrollar un sistema web inteligente de agendamiento automático de citas médicas para optimizar el registro de consultas, reducir tiempos administrativos y disminuir errores de empalme de horarios en un entorno hospitalario.</w:t>
-      </w:r>
-    </w:p>
-    <w:p>
-      <w:r>
-        <w:t>6. Objetivos específicos</w:t>
-      </w:r>
-    </w:p>
-    <w:p>
-      <w:r>
-        <w:t>1. Diseñar una base de datos que permita registrar pacientes, médicos, especialidades, consultorios, horarios y citas médicas.</w:t>
-      </w:r>
-    </w:p>
-    <w:p>
-      <w:r>
-        <w:t>2. Implementar un módulo de asignación automática que sugiera horarios disponibles de acuerdo con la especialidad, médico, fecha y consultorio.</w:t>
-      </w:r>
-    </w:p>
-    <w:p>
-      <w:r>
-        <w:t>3. Desarrollar una validación que evite el registro de dos citas en el mismo horario, con el mismo médico o consultorio.</w:t>
-      </w:r>
-    </w:p>
-    <w:p>
-      <w:r>
-        <w:t>4. Integrar un módulo de logs que registre el tiempo de agendamiento, errores detectados, intentos fallidos y citas exitosas.</w:t>
-      </w:r>
-    </w:p>
-    <w:p>
-      <w:r>
-        <w:t>5. Comparar el proceso manual simulado contra el proceso automatizado mediante métricas generadas por el sistema.</w:t>
-      </w:r>
-    </w:p>
-    <w:p>
-      <w:r>
-        <w:t>6. Validar la hipótesis mediante el análisis de los datos recolectados durante las pruebas del MVP.</w:t>
-      </w:r>
-    </w:p>
-    <w:p>
-      <w:r>
         <w:t>7. Hipótesis causal</w:t>
       </w:r>
     </w:p>
@@ -416,7 +4124,6 @@
     <w:p/>
     <w:p>
       <w:r>
-        <w:lastRenderedPageBreak/>
         <w:t>8. Variables de investigación</w:t>
       </w:r>
     </w:p>
@@ -863,6 +4570,7 @@
           </w:tcPr>
           <w:p>
             <w:r>
+              <w:lastRenderedPageBreak/>
               <w:t>Intentos fallidos</w:t>
             </w:r>
           </w:p>
@@ -942,43 +4650,46 @@
     <w:p/>
     <w:p>
       <w:r>
+        <w:t>10. Diseño experimental preliminar</w:t>
+      </w:r>
+    </w:p>
+    <w:p>
+      <w:r>
+        <w:t>Para validar la hipótesis, se realizará una comparación entre dos métodos de agendamiento de citas médicas.</w:t>
+      </w:r>
+    </w:p>
+    <w:p>
+      <w:r>
+        <w:t>El primer método será el proceso manual simulado, en el cual el usuario deberá revisar la disponibilidad del médico y seleccionar un horario sin ayuda automática del sistema. Este método permitirá obtener una referencia inicial sobre el tiempo que tarda el proceso y los errores que pueden generarse.</w:t>
+      </w:r>
+    </w:p>
+    <w:p>
+      <w:r>
+        <w:t>El segundo método será el proceso automatizado, en el cual el sistema sugerirá horarios disponibles, validará la disponibilidad del médico y consultorio, y evitará empalmes de citas.</w:t>
+      </w:r>
+    </w:p>
+    <w:p>
+      <w:r>
+        <w:t>Durante las pruebas se registrarán al menos 20 eventos generados por el sistema. Cada evento guardará información como el método utilizado, tiempo de registro, resultado de la operación, existencia de errores de empalme y fecha de registro.</w:t>
+      </w:r>
+    </w:p>
+    <w:p>
+      <w:r>
+        <w:t>Posteriormente, se realizará una comparación entre los resultados obtenidos en el método manual y el método automatizado para determinar si el sistema reduce el tiempo promedio de registro y disminuye los errores de empalme.</w:t>
+      </w:r>
+    </w:p>
+    <w:p>
+      <w:r>
+        <w:t>11. Descripción del MV</w:t>
+      </w:r>
+    </w:p>
+    <w:p>
+      <w:r>
+        <w:t xml:space="preserve">El Producto Mínimo Viable será una aplicación web para la gestión y asignación automática de citas médicas. El sistema permitirá que una recepcionista o </w:t>
+      </w:r>
+      <w:r>
         <w:lastRenderedPageBreak/>
-        <w:t>10. Diseño experimental preliminar</w:t>
-      </w:r>
-    </w:p>
-    <w:p>
-      <w:r>
-        <w:t>Para validar la hipótesis, se realizará una comparación entre dos métodos de agendamiento de citas médicas.</w:t>
-      </w:r>
-    </w:p>
-    <w:p>
-      <w:r>
-        <w:t>El primer método será el proceso manual simulado, en el cual el usuario deberá revisar la disponibilidad del médico y seleccionar un horario sin ayuda automática del sistema. Este método permitirá obtener una referencia inicial sobre el tiempo que tarda el proceso y los errores que pueden generarse.</w:t>
-      </w:r>
-    </w:p>
-    <w:p>
-      <w:r>
-        <w:t>El segundo método será el proceso automatizado, en el cual el sistema sugerirá horarios disponibles, validará la disponibilidad del médico y consultorio, y evitará empalmes de citas.</w:t>
-      </w:r>
-    </w:p>
-    <w:p>
-      <w:r>
-        <w:t>Durante las pruebas se registrarán al menos 20 eventos generados por el sistema. Cada evento guardará información como el método utilizado, tiempo de registro, resultado de la operación, existencia de errores de empalme y fecha de registro.</w:t>
-      </w:r>
-    </w:p>
-    <w:p>
-      <w:r>
-        <w:t>Posteriormente, se realizará una comparación entre los resultados obtenidos en el método manual y el método automatizado para determinar si el sistema reduce el tiempo promedio de registro y disminuye los errores de empalme.</w:t>
-      </w:r>
-    </w:p>
-    <w:p>
-      <w:r>
-        <w:t>11. Descripción del MV</w:t>
-      </w:r>
-    </w:p>
-    <w:p>
-      <w:r>
-        <w:t>El Producto Mínimo Viable será una aplicación web para la gestión y asignación automática de citas médicas. El sistema permitirá que una recepcionista o administrador registre pacientes, médicos, especialidades, consultorios y citas médicas.</w:t>
+        <w:t>administrador registre pacientes, médicos, especialidades, consultorios y citas médicas.</w:t>
       </w:r>
     </w:p>
     <w:p>
@@ -997,7 +4708,6 @@
     <w:p/>
     <w:p>
       <w:r>
-        <w:lastRenderedPageBreak/>
         <w:t>12. Módulos principales del sistema</w:t>
       </w:r>
     </w:p>
@@ -1386,6 +5096,7 @@
                 <w:b/>
                 <w:bCs/>
               </w:rPr>
+              <w:lastRenderedPageBreak/>
               <w:t>Componente</w:t>
             </w:r>
           </w:p>
@@ -1608,7 +5319,6 @@
     <w:p/>
     <w:p>
       <w:r>
-        <w:lastRenderedPageBreak/>
         <w:t>14. Backlog de historias de usuario</w:t>
       </w:r>
     </w:p>
@@ -1924,6 +5634,7 @@
           </w:tcPr>
           <w:p>
             <w:r>
+              <w:lastRenderedPageBreak/>
               <w:t>HU09</w:t>
             </w:r>
           </w:p>
@@ -1971,6 +5682,16 @@
         </w:tc>
       </w:tr>
     </w:tbl>
+    <w:p/>
+    <w:p/>
+    <w:p/>
+    <w:p/>
+    <w:p/>
+    <w:p/>
+    <w:p/>
+    <w:p/>
+    <w:p/>
+    <w:p/>
     <w:p>
       <w:r>
         <w:t>15. Cronograma inicial de trabajo</w:t>
@@ -1987,23 +5708,23 @@
     <w:p/>
     <w:p>
       <w:r>
+        <w:t>| Semana    | Actividad|</w:t>
+      </w:r>
+    </w:p>
+    <w:p>
+      <w:r>
+        <w:t>| ---------</w:t>
+      </w:r>
+      <w:r>
+        <w:t>-----</w:t>
+      </w:r>
+      <w:r>
+        <w:t xml:space="preserve"> | ------------------------------------------------------------------------------------------|</w:t>
+      </w:r>
+    </w:p>
+    <w:p>
+      <w:r>
         <w:lastRenderedPageBreak/>
-        <w:t>| Semana    | Actividad|</w:t>
-      </w:r>
-    </w:p>
-    <w:p>
-      <w:r>
-        <w:t>| ---------</w:t>
-      </w:r>
-      <w:r>
-        <w:t>-----</w:t>
-      </w:r>
-      <w:r>
-        <w:t xml:space="preserve"> | ------------------------------------------------------------------------------------------|</w:t>
-      </w:r>
-    </w:p>
-    <w:p>
-      <w:r>
         <w:t>| Semana 4| Definición del proyecto, planteamiento del problema, hipótesis, métricas, creación del repositorio, README inicial y backlog |</w:t>
       </w:r>
     </w:p>
@@ -2077,7 +5798,7 @@
       </w:r>
     </w:p>
     <w:p>
-      <w:hyperlink r:id="rId5" w:history="1">
+      <w:hyperlink r:id="rId6" w:history="1">
         <w:r>
           <w:rPr>
             <w:rStyle w:val="Hipervnculo"/>
@@ -2096,267 +5817,321 @@
     <w:p/>
     <w:p>
       <w:r>
+        <w:t xml:space="preserve">Las referencias preliminares seleccionadas permiten sustentar el proyecto </w:t>
+      </w:r>
+      <w:proofErr w:type="spellStart"/>
+      <w:r>
+        <w:t>MediCI</w:t>
+      </w:r>
+      <w:proofErr w:type="spellEnd"/>
+      <w:r>
+        <w:t xml:space="preserve"> desde tres enfoques principales. En primer lugar, se consideran fuentes relacionadas con salud digital y gestión de citas médicas, con el fin de contextualizar la importancia de implementar soluciones tecnológicas en entornos hospitalarios. En </w:t>
+      </w:r>
+      <w:r>
         <w:lastRenderedPageBreak/>
-        <w:t xml:space="preserve">Las referencias preliminares seleccionadas permiten sustentar el proyecto </w:t>
+        <w:t xml:space="preserve">segundo lugar, se incluyen fuentes técnicas sobre las herramientas de desarrollo propuestas, como </w:t>
       </w:r>
       <w:proofErr w:type="spellStart"/>
       <w:r>
+        <w:t>React</w:t>
+      </w:r>
+      <w:proofErr w:type="spellEnd"/>
+      <w:r>
+        <w:t xml:space="preserve">, Node.js, Express y MySQL, ya que forman parte del </w:t>
+      </w:r>
+      <w:proofErr w:type="spellStart"/>
+      <w:r>
+        <w:t>stack</w:t>
+      </w:r>
+      <w:proofErr w:type="spellEnd"/>
+      <w:r>
+        <w:t xml:space="preserve"> tecnológico del MVP. Finalmente, se considera OWASP como referencia para aplicar principios básicos de seguridad en el desarrollo de aplicaciones web.</w:t>
+      </w:r>
+    </w:p>
+    <w:p>
+      <w:r>
+        <w:t>17. Referencias preliminares</w:t>
+      </w:r>
+    </w:p>
+    <w:p/>
+    <w:p>
+      <w:r>
+        <w:t>HL7 International. (s. f.). *</w:t>
+      </w:r>
+      <w:proofErr w:type="spellStart"/>
+      <w:r>
+        <w:t>Appointment</w:t>
+      </w:r>
+      <w:proofErr w:type="spellEnd"/>
+      <w:r>
+        <w:t xml:space="preserve"> - FHIR v6.0.0-ballot4*. HL7 FHIR.</w:t>
+      </w:r>
+    </w:p>
+    <w:p/>
+    <w:p>
+      <w:r>
+        <w:t xml:space="preserve">Meta Open </w:t>
+      </w:r>
+      <w:proofErr w:type="spellStart"/>
+      <w:r>
+        <w:t>Source</w:t>
+      </w:r>
+      <w:proofErr w:type="spellEnd"/>
+      <w:r>
+        <w:t xml:space="preserve">. (s. f.). *Quick </w:t>
+      </w:r>
+      <w:proofErr w:type="spellStart"/>
+      <w:r>
+        <w:t>Start</w:t>
+      </w:r>
+      <w:proofErr w:type="spellEnd"/>
+      <w:r>
+        <w:t xml:space="preserve">*. </w:t>
+      </w:r>
+      <w:proofErr w:type="spellStart"/>
+      <w:r>
+        <w:t>React</w:t>
+      </w:r>
+      <w:proofErr w:type="spellEnd"/>
+      <w:r>
+        <w:t>.</w:t>
+      </w:r>
+    </w:p>
+    <w:p/>
+    <w:p>
+      <w:r>
+        <w:t xml:space="preserve">Mozilla </w:t>
+      </w:r>
+      <w:proofErr w:type="spellStart"/>
+      <w:r>
+        <w:t>Developer</w:t>
+      </w:r>
+      <w:proofErr w:type="spellEnd"/>
+      <w:r>
+        <w:t xml:space="preserve"> Network. (2026). *JavaScript*. MDN Web Docs.</w:t>
+      </w:r>
+    </w:p>
+    <w:p/>
+    <w:p>
+      <w:r>
+        <w:t xml:space="preserve">Node.js. (s. f.). *Node.js*. </w:t>
+      </w:r>
+      <w:proofErr w:type="spellStart"/>
+      <w:r>
+        <w:t>OpenJS</w:t>
+      </w:r>
+      <w:proofErr w:type="spellEnd"/>
+      <w:r>
+        <w:t xml:space="preserve"> </w:t>
+      </w:r>
+      <w:proofErr w:type="spellStart"/>
+      <w:r>
+        <w:t>Foundation</w:t>
+      </w:r>
+      <w:proofErr w:type="spellEnd"/>
+      <w:r>
+        <w:t>.</w:t>
+      </w:r>
+    </w:p>
+    <w:p/>
+    <w:p>
+      <w:r>
+        <w:t xml:space="preserve">Oracle. (s. f.). *MySQL </w:t>
+      </w:r>
+      <w:proofErr w:type="spellStart"/>
+      <w:r>
+        <w:t>Documentation</w:t>
+      </w:r>
+      <w:proofErr w:type="spellEnd"/>
+      <w:r>
+        <w:t>*. MySQL.</w:t>
+      </w:r>
+    </w:p>
+    <w:p/>
+    <w:p>
+      <w:r>
+        <w:t xml:space="preserve">Open Web </w:t>
+      </w:r>
+      <w:proofErr w:type="spellStart"/>
+      <w:r>
+        <w:t>Application</w:t>
+      </w:r>
+      <w:proofErr w:type="spellEnd"/>
+      <w:r>
+        <w:t xml:space="preserve"> Security Project. (2025). *OWASP Top 10:2025*. OWASP </w:t>
+      </w:r>
+      <w:proofErr w:type="spellStart"/>
+      <w:r>
+        <w:t>Foundation</w:t>
+      </w:r>
+      <w:proofErr w:type="spellEnd"/>
+      <w:r>
+        <w:t>.</w:t>
+      </w:r>
+    </w:p>
+    <w:p/>
+    <w:p>
+      <w:proofErr w:type="spellStart"/>
+      <w:r>
+        <w:t>The</w:t>
+      </w:r>
+      <w:proofErr w:type="spellEnd"/>
+      <w:r>
+        <w:t xml:space="preserve"> Express.js Project. (s. f.). *</w:t>
+      </w:r>
+      <w:proofErr w:type="spellStart"/>
+      <w:r>
+        <w:t>Routing</w:t>
+      </w:r>
+      <w:proofErr w:type="spellEnd"/>
+      <w:r>
+        <w:t>*. Express.js.</w:t>
+      </w:r>
+    </w:p>
+    <w:p/>
+    <w:p>
+      <w:proofErr w:type="spellStart"/>
+      <w:r>
+        <w:t>World</w:t>
+      </w:r>
+      <w:proofErr w:type="spellEnd"/>
+      <w:r>
+        <w:t xml:space="preserve"> </w:t>
+      </w:r>
+      <w:proofErr w:type="spellStart"/>
+      <w:r>
+        <w:t>Health</w:t>
+      </w:r>
+      <w:proofErr w:type="spellEnd"/>
+      <w:r>
+        <w:t xml:space="preserve"> </w:t>
+      </w:r>
+      <w:proofErr w:type="spellStart"/>
+      <w:r>
+        <w:t>Organization</w:t>
+      </w:r>
+      <w:proofErr w:type="spellEnd"/>
+      <w:r>
+        <w:t xml:space="preserve">. (2021). *Global </w:t>
+      </w:r>
+      <w:proofErr w:type="spellStart"/>
+      <w:r>
+        <w:t>strategy</w:t>
+      </w:r>
+      <w:proofErr w:type="spellEnd"/>
+      <w:r>
+        <w:t xml:space="preserve"> </w:t>
+      </w:r>
+      <w:proofErr w:type="spellStart"/>
+      <w:r>
+        <w:t>on</w:t>
+      </w:r>
+      <w:proofErr w:type="spellEnd"/>
+      <w:r>
+        <w:t xml:space="preserve"> digital </w:t>
+      </w:r>
+      <w:proofErr w:type="spellStart"/>
+      <w:r>
+        <w:t>health</w:t>
+      </w:r>
+      <w:proofErr w:type="spellEnd"/>
+      <w:r>
+        <w:t xml:space="preserve"> 2020–2025*. </w:t>
+      </w:r>
+      <w:proofErr w:type="spellStart"/>
+      <w:r>
+        <w:t>World</w:t>
+      </w:r>
+      <w:proofErr w:type="spellEnd"/>
+      <w:r>
+        <w:t xml:space="preserve"> </w:t>
+      </w:r>
+      <w:proofErr w:type="spellStart"/>
+      <w:r>
+        <w:t>Health</w:t>
+      </w:r>
+      <w:proofErr w:type="spellEnd"/>
+      <w:r>
+        <w:t xml:space="preserve"> </w:t>
+      </w:r>
+      <w:proofErr w:type="spellStart"/>
+      <w:r>
+        <w:t>Organization</w:t>
+      </w:r>
+      <w:proofErr w:type="spellEnd"/>
+      <w:r>
+        <w:t>.</w:t>
+      </w:r>
+    </w:p>
+    <w:p/>
+    <w:p/>
+    <w:p>
+      <w:pPr>
+        <w:rPr>
+          <w:b/>
+          <w:bCs/>
+        </w:rPr>
+      </w:pPr>
+      <w:r>
+        <w:rPr>
+          <w:b/>
+          <w:bCs/>
+        </w:rPr>
+        <w:t>Conclusión de Semana 6</w:t>
+      </w:r>
+    </w:p>
+    <w:p>
+      <w:r>
+        <w:t xml:space="preserve">La actualización de Semana 6 permite fortalecer el proyecto </w:t>
+      </w:r>
+      <w:proofErr w:type="spellStart"/>
+      <w:r>
         <w:t>MediCI</w:t>
       </w:r>
       <w:proofErr w:type="spellEnd"/>
       <w:r>
-        <w:t xml:space="preserve"> desde tres enfoques principales. En primer lugar, se consideran fuentes relacionadas con salud digital y gestión de citas médicas, con el fin de contextualizar la importancia de implementar soluciones tecnológicas en entornos hospitalarios. En segundo lugar, se incluyen fuentes técnicas sobre las herramientas de desarrollo propuestas, como </w:t>
+        <w:t xml:space="preserve"> desde una perspectiva técnica y metodológica. En esta etapa se incorporó el marco teórico, el </w:t>
+      </w:r>
+      <w:r>
+        <w:lastRenderedPageBreak/>
+        <w:t>estado del arte, la arquitectura propuesta, el diseño de base de datos, los requisitos funcionales y no funcionales, así como la definición del MVP esqueleto.</w:t>
+      </w:r>
+    </w:p>
+    <w:p>
+      <w:r>
+        <w:t xml:space="preserve">El diseño propuesto permite continuar con el desarrollo del sistema de forma ordenada, separando </w:t>
       </w:r>
       <w:proofErr w:type="spellStart"/>
       <w:r>
-        <w:t>React</w:t>
+        <w:t>frontend</w:t>
       </w:r>
       <w:proofErr w:type="spellEnd"/>
       <w:r>
-        <w:t xml:space="preserve">, Node.js, Express y MySQL, ya que forman parte del </w:t>
+        <w:t xml:space="preserve">, </w:t>
       </w:r>
       <w:proofErr w:type="spellStart"/>
       <w:r>
-        <w:t>stack</w:t>
+        <w:t>backend</w:t>
       </w:r>
       <w:proofErr w:type="spellEnd"/>
       <w:r>
-        <w:t xml:space="preserve"> tecnológico del MVP. Finalmente, se considera OWASP como referencia para aplicar principios básicos de seguridad en el desarrollo de aplicaciones web.</w:t>
-      </w:r>
-    </w:p>
-    <w:p>
-      <w:r>
-        <w:t>17. Referencias preliminares</w:t>
-      </w:r>
-    </w:p>
-    <w:p/>
-    <w:p>
-      <w:r>
-        <w:t>HL7 International. (s. f.). *</w:t>
+        <w:t xml:space="preserve"> y base de datos. Además, la inclusión de logs y métricas permitirá que en las siguientes semanas se generen los datos necesarios para validar la hipótesis del proyecto.</w:t>
+      </w:r>
+    </w:p>
+    <w:p>
+      <w:r>
+        <w:t xml:space="preserve">Con esta entrega, </w:t>
       </w:r>
       <w:proofErr w:type="spellStart"/>
       <w:r>
-        <w:t>Appointment</w:t>
+        <w:t>MediCI</w:t>
       </w:r>
       <w:proofErr w:type="spellEnd"/>
       <w:r>
-        <w:t xml:space="preserve"> - FHIR v6.0.0-ballot4*. HL7 FHIR.</w:t>
-      </w:r>
-    </w:p>
-    <w:p/>
-    <w:p>
-      <w:r>
-        <w:t xml:space="preserve">Meta Open </w:t>
-      </w:r>
-      <w:proofErr w:type="spellStart"/>
-      <w:r>
-        <w:t>Source</w:t>
-      </w:r>
-      <w:proofErr w:type="spellEnd"/>
-      <w:r>
-        <w:t xml:space="preserve">. (s. f.). *Quick </w:t>
-      </w:r>
-      <w:proofErr w:type="spellStart"/>
-      <w:r>
-        <w:t>Start</w:t>
-      </w:r>
-      <w:proofErr w:type="spellEnd"/>
-      <w:r>
-        <w:t xml:space="preserve">*. </w:t>
-      </w:r>
-      <w:proofErr w:type="spellStart"/>
-      <w:r>
-        <w:t>React</w:t>
-      </w:r>
-      <w:proofErr w:type="spellEnd"/>
-      <w:r>
-        <w:t>.</w:t>
-      </w:r>
-    </w:p>
-    <w:p/>
-    <w:p>
-      <w:r>
-        <w:t xml:space="preserve">Mozilla </w:t>
-      </w:r>
-      <w:proofErr w:type="spellStart"/>
-      <w:r>
-        <w:t>Developer</w:t>
-      </w:r>
-      <w:proofErr w:type="spellEnd"/>
-      <w:r>
-        <w:t xml:space="preserve"> Network. (2026). *JavaScript*. MDN Web Docs.</w:t>
-      </w:r>
-    </w:p>
-    <w:p/>
-    <w:p>
-      <w:r>
-        <w:t xml:space="preserve">Node.js. (s. f.). *Node.js*. </w:t>
-      </w:r>
-      <w:proofErr w:type="spellStart"/>
-      <w:r>
-        <w:t>OpenJS</w:t>
-      </w:r>
-      <w:proofErr w:type="spellEnd"/>
-      <w:r>
-        <w:t xml:space="preserve"> </w:t>
-      </w:r>
-      <w:proofErr w:type="spellStart"/>
-      <w:r>
-        <w:t>Foundation</w:t>
-      </w:r>
-      <w:proofErr w:type="spellEnd"/>
-      <w:r>
-        <w:t>.</w:t>
-      </w:r>
-    </w:p>
-    <w:p/>
-    <w:p>
-      <w:r>
-        <w:t xml:space="preserve">Oracle. (s. f.). *MySQL </w:t>
-      </w:r>
-      <w:proofErr w:type="spellStart"/>
-      <w:r>
-        <w:t>Documentation</w:t>
-      </w:r>
-      <w:proofErr w:type="spellEnd"/>
-      <w:r>
-        <w:t>*. MySQL.</w:t>
-      </w:r>
-    </w:p>
-    <w:p/>
-    <w:p>
-      <w:r>
-        <w:t xml:space="preserve">Open Web </w:t>
-      </w:r>
-      <w:proofErr w:type="spellStart"/>
-      <w:r>
-        <w:t>Application</w:t>
-      </w:r>
-      <w:proofErr w:type="spellEnd"/>
-      <w:r>
-        <w:t xml:space="preserve"> Security Project. (2025). *OWASP Top 10:2025*. OWASP </w:t>
-      </w:r>
-      <w:proofErr w:type="spellStart"/>
-      <w:r>
-        <w:t>Foundation</w:t>
-      </w:r>
-      <w:proofErr w:type="spellEnd"/>
-      <w:r>
-        <w:t>.</w:t>
-      </w:r>
-    </w:p>
-    <w:p/>
-    <w:p>
-      <w:proofErr w:type="spellStart"/>
-      <w:r>
-        <w:t>The</w:t>
-      </w:r>
-      <w:proofErr w:type="spellEnd"/>
-      <w:r>
-        <w:t xml:space="preserve"> Express.js Project. (s. f.). *</w:t>
-      </w:r>
-      <w:proofErr w:type="spellStart"/>
-      <w:r>
-        <w:t>Routing</w:t>
-      </w:r>
-      <w:proofErr w:type="spellEnd"/>
-      <w:r>
-        <w:t>*. Express.js.</w:t>
-      </w:r>
-    </w:p>
-    <w:p/>
-    <w:p>
-      <w:proofErr w:type="spellStart"/>
-      <w:r>
-        <w:t>World</w:t>
-      </w:r>
-      <w:proofErr w:type="spellEnd"/>
-      <w:r>
-        <w:t xml:space="preserve"> </w:t>
-      </w:r>
-      <w:proofErr w:type="spellStart"/>
-      <w:r>
-        <w:t>Health</w:t>
-      </w:r>
-      <w:proofErr w:type="spellEnd"/>
-      <w:r>
-        <w:t xml:space="preserve"> </w:t>
-      </w:r>
-      <w:proofErr w:type="spellStart"/>
-      <w:r>
-        <w:t>Organization</w:t>
-      </w:r>
-      <w:proofErr w:type="spellEnd"/>
-      <w:r>
-        <w:t xml:space="preserve">. (2021). *Global </w:t>
-      </w:r>
-      <w:proofErr w:type="spellStart"/>
-      <w:r>
-        <w:t>strategy</w:t>
-      </w:r>
-      <w:proofErr w:type="spellEnd"/>
-      <w:r>
-        <w:t xml:space="preserve"> </w:t>
-      </w:r>
-      <w:proofErr w:type="spellStart"/>
-      <w:r>
-        <w:t>on</w:t>
-      </w:r>
-      <w:proofErr w:type="spellEnd"/>
-      <w:r>
-        <w:t xml:space="preserve"> digital </w:t>
-      </w:r>
-      <w:proofErr w:type="spellStart"/>
-      <w:r>
-        <w:t>health</w:t>
-      </w:r>
-      <w:proofErr w:type="spellEnd"/>
-      <w:r>
-        <w:t xml:space="preserve"> 2020–2025*. </w:t>
-      </w:r>
-      <w:proofErr w:type="spellStart"/>
-      <w:r>
-        <w:t>World</w:t>
-      </w:r>
-      <w:proofErr w:type="spellEnd"/>
-      <w:r>
-        <w:t xml:space="preserve"> </w:t>
-      </w:r>
-      <w:proofErr w:type="spellStart"/>
-      <w:r>
-        <w:t>Health</w:t>
-      </w:r>
-      <w:proofErr w:type="spellEnd"/>
-      <w:r>
-        <w:t xml:space="preserve"> </w:t>
-      </w:r>
-      <w:proofErr w:type="spellStart"/>
-      <w:r>
-        <w:t>Organization</w:t>
-      </w:r>
-      <w:proofErr w:type="spellEnd"/>
-      <w:r>
-        <w:t>.</w:t>
-      </w:r>
-    </w:p>
-    <w:p/>
-    <w:p/>
-    <w:p>
-      <w:r>
-        <w:lastRenderedPageBreak/>
-        <w:t>18. Conclusión preliminar</w:t>
-      </w:r>
-    </w:p>
-    <w:p>
-      <w:r>
-        <w:t>El sistema inteligente de agendamiento automático de citas médicas representa una solución tecnológica viable para mejorar la organización administrativa de un hospital. Al automatizar la búsqueda de horarios disponibles y validar empalmes, el sistema puede reducir el tiempo de registro y disminuir errores comunes en el proceso manual.</w:t>
-      </w:r>
-    </w:p>
-    <w:p>
-      <w:r>
-        <w:t>Además, al integrar un módulo de logs, el MVP permitirá recolectar datos reales para analizar el impacto de la solución. De esta forma, el proyecto cumple con un enfoque de desarrollo de software y de investigación aplicada, ya que no solo busca crear una aplicación funcional, sino también comprobar su efectividad mediante métricas cuantificables.</w:t>
-      </w:r>
-    </w:p>
+        <w:t xml:space="preserve"> avanza de la etapa de definición del problema hacia la etapa de diseño técnico y construcción inicial del MVP.</w:t>
+      </w:r>
+    </w:p>
+    <w:p/>
     <w:sectPr>
       <w:pgSz w:w="12240" w:h="15840"/>
       <w:pgMar w:top="1417" w:right="1701" w:bottom="1417" w:left="1701" w:header="708" w:footer="708" w:gutter="0"/>
@@ -2365,6 +6140,243 @@
     </w:sectPr>
   </w:body>
 </w:document>
+</file>
+
+<file path=word/numbering.xml><?xml version="1.0" encoding="utf-8"?>
+<w:numbering xmlns:wpc="http://schemas.microsoft.com/office/word/2010/wordprocessingCanvas" xmlns:cx="http://schemas.microsoft.com/office/drawing/2014/chartex" xmlns:cx1="http://schemas.microsoft.com/office/drawing/2015/9/8/chartex" xmlns:cx2="http://schemas.microsoft.com/office/drawing/2015/10/21/chartex" xmlns:cx3="http://schemas.microsoft.com/office/drawing/2016/5/9/chartex" xmlns:cx4="http://schemas.microsoft.com/office/drawing/2016/5/10/chartex" xmlns:cx5="http://schemas.microsoft.com/office/drawing/2016/5/11/chartex" xmlns:cx6="http://schemas.microsoft.com/office/drawing/2016/5/12/chartex" xmlns:cx7="http://schemas.microsoft.com/office/drawing/2016/5/13/chartex" xmlns:cx8="http://schemas.microsoft.com/office/drawing/2016/5/14/chartex" xmlns:mc="http://schemas.openxmlformats.org/markup-compatibility/2006" xmlns:aink="http://schemas.microsoft.com/office/drawing/2016/ink" xmlns:am3d="http://schemas.microsoft.com/office/drawing/2017/model3d" xmlns:o="urn:schemas-microsoft-com:office:office" xmlns:oel="http://schemas.microsoft.com/office/2019/extlst" xmlns:r="http://schemas.openxmlformats.org/officeDocument/2006/relationships" xmlns:m="http://schemas.openxmlformats.org/officeDocument/2006/math" xmlns:v="urn:schemas-microsoft-com:vml" xmlns:wp14="http://schemas.microsoft.com/office/word/2010/wordprocessingDrawing" xmlns:wp="http://schemas.openxmlformats.org/drawingml/2006/wordprocessingDrawing" xmlns:w10="urn:schemas-microsoft-com:office:word" xmlns:w="http://schemas.openxmlformats.org/wordprocessingml/2006/main" xmlns:w14="http://schemas.microsoft.com/office/word/2010/wordml" xmlns:w15="http://schemas.microsoft.com/office/word/2012/wordml" xmlns:w16cex="http://schemas.microsoft.com/office/word/2018/wordml/cex" xmlns:w16cid="http://schemas.microsoft.com/office/word/2016/wordml/cid" xmlns:w16="http://schemas.microsoft.com/office/word/2018/wordml" xmlns:w16sdtdh="http://schemas.microsoft.com/office/word/2020/wordml/sdtdatahash" xmlns:w16se="http://schemas.microsoft.com/office/word/2015/wordml/symex" xmlns:wpg="http://schemas.microsoft.com/office/word/2010/wordprocessingGroup" xmlns:wpi="http://schemas.microsoft.com/office/word/2010/wordprocessingInk" xmlns:wne="http://schemas.microsoft.com/office/word/2006/wordml" xmlns:wps="http://schemas.microsoft.com/office/word/2010/wordprocessingShape" mc:Ignorable="w14 w15 w16se w16cid w16 w16cex w16sdtdh wp14">
+  <w:abstractNum w:abstractNumId="0" w15:restartNumberingAfterBreak="0">
+    <w:nsid w:val="276C03DC"/>
+    <w:multiLevelType w:val="multilevel"/>
+    <w:tmpl w:val="89C85A6A"/>
+    <w:lvl w:ilvl="0">
+      <w:start w:val="1"/>
+      <w:numFmt w:val="decimal"/>
+      <w:lvlText w:val="%1."/>
+      <w:lvlJc w:val="left"/>
+      <w:pPr>
+        <w:tabs>
+          <w:tab w:val="num" w:pos="720"/>
+        </w:tabs>
+        <w:ind w:left="720" w:hanging="360"/>
+      </w:pPr>
+    </w:lvl>
+    <w:lvl w:ilvl="1" w:tentative="1">
+      <w:start w:val="1"/>
+      <w:numFmt w:val="decimal"/>
+      <w:lvlText w:val="%2."/>
+      <w:lvlJc w:val="left"/>
+      <w:pPr>
+        <w:tabs>
+          <w:tab w:val="num" w:pos="1440"/>
+        </w:tabs>
+        <w:ind w:left="1440" w:hanging="360"/>
+      </w:pPr>
+    </w:lvl>
+    <w:lvl w:ilvl="2" w:tentative="1">
+      <w:start w:val="1"/>
+      <w:numFmt w:val="decimal"/>
+      <w:lvlText w:val="%3."/>
+      <w:lvlJc w:val="left"/>
+      <w:pPr>
+        <w:tabs>
+          <w:tab w:val="num" w:pos="2160"/>
+        </w:tabs>
+        <w:ind w:left="2160" w:hanging="360"/>
+      </w:pPr>
+    </w:lvl>
+    <w:lvl w:ilvl="3" w:tentative="1">
+      <w:start w:val="1"/>
+      <w:numFmt w:val="decimal"/>
+      <w:lvlText w:val="%4."/>
+      <w:lvlJc w:val="left"/>
+      <w:pPr>
+        <w:tabs>
+          <w:tab w:val="num" w:pos="2880"/>
+        </w:tabs>
+        <w:ind w:left="2880" w:hanging="360"/>
+      </w:pPr>
+    </w:lvl>
+    <w:lvl w:ilvl="4" w:tentative="1">
+      <w:start w:val="1"/>
+      <w:numFmt w:val="decimal"/>
+      <w:lvlText w:val="%5."/>
+      <w:lvlJc w:val="left"/>
+      <w:pPr>
+        <w:tabs>
+          <w:tab w:val="num" w:pos="3600"/>
+        </w:tabs>
+        <w:ind w:left="3600" w:hanging="360"/>
+      </w:pPr>
+    </w:lvl>
+    <w:lvl w:ilvl="5" w:tentative="1">
+      <w:start w:val="1"/>
+      <w:numFmt w:val="decimal"/>
+      <w:lvlText w:val="%6."/>
+      <w:lvlJc w:val="left"/>
+      <w:pPr>
+        <w:tabs>
+          <w:tab w:val="num" w:pos="4320"/>
+        </w:tabs>
+        <w:ind w:left="4320" w:hanging="360"/>
+      </w:pPr>
+    </w:lvl>
+    <w:lvl w:ilvl="6" w:tentative="1">
+      <w:start w:val="1"/>
+      <w:numFmt w:val="decimal"/>
+      <w:lvlText w:val="%7."/>
+      <w:lvlJc w:val="left"/>
+      <w:pPr>
+        <w:tabs>
+          <w:tab w:val="num" w:pos="5040"/>
+        </w:tabs>
+        <w:ind w:left="5040" w:hanging="360"/>
+      </w:pPr>
+    </w:lvl>
+    <w:lvl w:ilvl="7" w:tentative="1">
+      <w:start w:val="1"/>
+      <w:numFmt w:val="decimal"/>
+      <w:lvlText w:val="%8."/>
+      <w:lvlJc w:val="left"/>
+      <w:pPr>
+        <w:tabs>
+          <w:tab w:val="num" w:pos="5760"/>
+        </w:tabs>
+        <w:ind w:left="5760" w:hanging="360"/>
+      </w:pPr>
+    </w:lvl>
+    <w:lvl w:ilvl="8" w:tentative="1">
+      <w:start w:val="1"/>
+      <w:numFmt w:val="decimal"/>
+      <w:lvlText w:val="%9."/>
+      <w:lvlJc w:val="left"/>
+      <w:pPr>
+        <w:tabs>
+          <w:tab w:val="num" w:pos="6480"/>
+        </w:tabs>
+        <w:ind w:left="6480" w:hanging="360"/>
+      </w:pPr>
+    </w:lvl>
+  </w:abstractNum>
+  <w:abstractNum w:abstractNumId="1" w15:restartNumberingAfterBreak="0">
+    <w:nsid w:val="7CF0659D"/>
+    <w:multiLevelType w:val="multilevel"/>
+    <w:tmpl w:val="05CA9564"/>
+    <w:lvl w:ilvl="0">
+      <w:start w:val="1"/>
+      <w:numFmt w:val="decimal"/>
+      <w:lvlText w:val="%1."/>
+      <w:lvlJc w:val="left"/>
+      <w:pPr>
+        <w:tabs>
+          <w:tab w:val="num" w:pos="720"/>
+        </w:tabs>
+        <w:ind w:left="720" w:hanging="360"/>
+      </w:pPr>
+    </w:lvl>
+    <w:lvl w:ilvl="1" w:tentative="1">
+      <w:start w:val="1"/>
+      <w:numFmt w:val="decimal"/>
+      <w:lvlText w:val="%2."/>
+      <w:lvlJc w:val="left"/>
+      <w:pPr>
+        <w:tabs>
+          <w:tab w:val="num" w:pos="1440"/>
+        </w:tabs>
+        <w:ind w:left="1440" w:hanging="360"/>
+      </w:pPr>
+    </w:lvl>
+    <w:lvl w:ilvl="2" w:tentative="1">
+      <w:start w:val="1"/>
+      <w:numFmt w:val="decimal"/>
+      <w:lvlText w:val="%3."/>
+      <w:lvlJc w:val="left"/>
+      <w:pPr>
+        <w:tabs>
+          <w:tab w:val="num" w:pos="2160"/>
+        </w:tabs>
+        <w:ind w:left="2160" w:hanging="360"/>
+      </w:pPr>
+    </w:lvl>
+    <w:lvl w:ilvl="3" w:tentative="1">
+      <w:start w:val="1"/>
+      <w:numFmt w:val="decimal"/>
+      <w:lvlText w:val="%4."/>
+      <w:lvlJc w:val="left"/>
+      <w:pPr>
+        <w:tabs>
+          <w:tab w:val="num" w:pos="2880"/>
+        </w:tabs>
+        <w:ind w:left="2880" w:hanging="360"/>
+      </w:pPr>
+    </w:lvl>
+    <w:lvl w:ilvl="4" w:tentative="1">
+      <w:start w:val="1"/>
+      <w:numFmt w:val="decimal"/>
+      <w:lvlText w:val="%5."/>
+      <w:lvlJc w:val="left"/>
+      <w:pPr>
+        <w:tabs>
+          <w:tab w:val="num" w:pos="3600"/>
+        </w:tabs>
+        <w:ind w:left="3600" w:hanging="360"/>
+      </w:pPr>
+    </w:lvl>
+    <w:lvl w:ilvl="5" w:tentative="1">
+      <w:start w:val="1"/>
+      <w:numFmt w:val="decimal"/>
+      <w:lvlText w:val="%6."/>
+      <w:lvlJc w:val="left"/>
+      <w:pPr>
+        <w:tabs>
+          <w:tab w:val="num" w:pos="4320"/>
+        </w:tabs>
+        <w:ind w:left="4320" w:hanging="360"/>
+      </w:pPr>
+    </w:lvl>
+    <w:lvl w:ilvl="6" w:tentative="1">
+      <w:start w:val="1"/>
+      <w:numFmt w:val="decimal"/>
+      <w:lvlText w:val="%7."/>
+      <w:lvlJc w:val="left"/>
+      <w:pPr>
+        <w:tabs>
+          <w:tab w:val="num" w:pos="5040"/>
+        </w:tabs>
+        <w:ind w:left="5040" w:hanging="360"/>
+      </w:pPr>
+    </w:lvl>
+    <w:lvl w:ilvl="7" w:tentative="1">
+      <w:start w:val="1"/>
+      <w:numFmt w:val="decimal"/>
+      <w:lvlText w:val="%8."/>
+      <w:lvlJc w:val="left"/>
+      <w:pPr>
+        <w:tabs>
+          <w:tab w:val="num" w:pos="5760"/>
+        </w:tabs>
+        <w:ind w:left="5760" w:hanging="360"/>
+      </w:pPr>
+    </w:lvl>
+    <w:lvl w:ilvl="8" w:tentative="1">
+      <w:start w:val="1"/>
+      <w:numFmt w:val="decimal"/>
+      <w:lvlText w:val="%9."/>
+      <w:lvlJc w:val="left"/>
+      <w:pPr>
+        <w:tabs>
+          <w:tab w:val="num" w:pos="6480"/>
+        </w:tabs>
+        <w:ind w:left="6480" w:hanging="360"/>
+      </w:pPr>
+    </w:lvl>
+  </w:abstractNum>
+  <w:num w:numId="1" w16cid:durableId="337118065">
+    <w:abstractNumId w:val="0"/>
+  </w:num>
+  <w:num w:numId="2" w16cid:durableId="1675456252">
+    <w:abstractNumId w:val="1"/>
+  </w:num>
+</w:numbering>
 </file>
 
 <file path=word/styles.xml><?xml version="1.0" encoding="utf-8"?>
